--- a/Readmissions/docs/deliverables/Preventra_Readmissions_Pilot_Requirements.docx
+++ b/Readmissions/docs/deliverables/Preventra_Readmissions_Pilot_Requirements.docx
@@ -4,7 +4,7 @@
   <w:body>
     <w:tbl>
       <w:tblPr>
-        <w:tblW w:type="dxa" w:w="10306"/>
+        <w:tblW w:type="dxa" w:w="9906"/>
         <w:tblBorders>
           <w:top w:val="single" w:color="auto" w:sz="4"/>
           <w:left w:val="single" w:color="auto" w:sz="4"/>
@@ -15,13 +15,13 @@
         </w:tblBorders>
       </w:tblPr>
       <w:tblGrid>
-        <w:gridCol w:w="1500"/>
-        <w:gridCol w:w="8806"/>
+        <w:gridCol w:w="1900"/>
+        <w:gridCol w:w="8006"/>
       </w:tblGrid>
       <w:tr>
         <w:tc>
           <w:tcPr>
-            <w:tcW w:type="dxa" w:w="1500"/>
+            <w:tcW w:type="dxa" w:w="1900"/>
             <w:tcBorders>
               <w:top w:val="none" w:color="FFFFFF" w:sz="0"/>
               <w:left w:val="none" w:color="FFFFFF" w:sz="0"/>
@@ -34,7 +34,7 @@
             <w:r>
               <w:drawing>
                 <wp:inline distT="0" distB="0" distL="0" distR="0">
-                  <wp:extent cx="800100" cy="628650"/>
+                  <wp:extent cx="914400" cy="714375"/>
                   <wp:effectExtent t="0" r="0" b="0" l="0"/>
                   <wp:docPr id="1" name="Preventra logo" descr="Preventra logo" title="Preventra"/>
                   <wp:cNvGraphicFramePr>
@@ -59,7 +59,7 @@
                         <pic:spPr bwMode="auto">
                           <a:xfrm>
                             <a:off x="0" y="0"/>
-                            <a:ext cx="800100" cy="628650"/>
+                            <a:ext cx="914400" cy="714375"/>
                           </a:xfrm>
                           <a:prstGeom prst="rect">
                             <a:avLst/>
@@ -75,7 +75,7 @@
         </w:tc>
         <w:tc>
           <w:tcPr>
-            <w:tcW w:type="dxa" w:w="8806"/>
+            <w:tcW w:type="dxa" w:w="8006"/>
             <w:tcBorders>
               <w:top w:val="none" w:color="FFFFFF" w:sz="0"/>
               <w:left w:val="none" w:color="FFFFFF" w:sz="0"/>
@@ -142,130 +142,33 @@
     </w:p>
     <w:p>
       <w:pPr>
-        <w:spacing w:after="50" w:before="60" w:line="245"/>
-      </w:pPr>
-      <w:r>
-        <w:rPr>
-          <w:rFonts w:ascii="Calibri" w:cs="Calibri" w:eastAsia="Calibri" w:hAnsi="Calibri"/>
-          <w:sz w:val="17"/>
-          <w:szCs w:val="17"/>
-        </w:rPr>
-        <w:t xml:space="preserve">Preventra scores each adult patient's risk of readmission within 30 days at discharge, then tracks them week by week until day 30. The clinic's own model is trained on its history and tested on its most recent year before anyone relies on it. </w:t>
+        <w:spacing w:after="110" w:before="60" w:line="262"/>
+      </w:pPr>
+      <w:r>
+        <w:rPr>
+          <w:rFonts w:ascii="Calibri" w:cs="Calibri" w:eastAsia="Calibri" w:hAnsi="Calibri"/>
+          <w:sz w:val="20"/>
+          <w:szCs w:val="20"/>
+        </w:rPr>
+        <w:t xml:space="preserve">Preventra scores each adult patient's risk of readmission within 30 days at discharge, then keeps tracking them until day 30 as follow-up readings arrive, at whatever frequency your team collects them. We build the clinic's model from its past stays, then check its accuracy on the most recent year of stays, which the model never saw while learning; staff see its scores only after it passes that check. </w:t>
       </w:r>
       <w:r>
         <w:rPr>
           <w:rFonts w:ascii="Calibri" w:cs="Calibri" w:eastAsia="Calibri" w:hAnsi="Calibri"/>
           <w:b/>
           <w:bCs/>
-          <w:sz w:val="17"/>
-          <w:szCs w:val="17"/>
-        </w:rPr>
-        <w:t xml:space="preserve">History and live discharges are sent in the same files</w:t>
-      </w:r>
-      <w:r>
-        <w:rPr>
-          <w:rFonts w:ascii="Calibri" w:cs="Calibri" w:eastAsia="Calibri" w:hAnsi="Calibri"/>
-          <w:sz w:val="17"/>
-          <w:szCs w:val="17"/>
-        </w:rPr>
-        <w:t xml:space="preserve">, so the model is trained on exactly the inputs it will see in use.</w:t>
-      </w:r>
-    </w:p>
-    <w:p>
-      <w:pPr>
-        <w:spacing w:after="50" w:line="245"/>
-      </w:pPr>
-      <w:r>
-        <w:rPr>
-          <w:rFonts w:ascii="Calibri" w:cs="Calibri" w:eastAsia="Calibri" w:hAnsi="Calibri"/>
-          <w:b/>
-          <w:bCs/>
-          <w:sz w:val="17"/>
-          <w:szCs w:val="17"/>
-        </w:rPr>
-        <w:t xml:space="preserve">On site:</w:t>
-      </w:r>
-      <w:r>
-        <w:rPr>
-          <w:rFonts w:ascii="Calibri" w:cs="Calibri" w:eastAsia="Calibri" w:hAnsi="Calibri"/>
-          <w:sz w:val="17"/>
-          <w:szCs w:val="17"/>
-        </w:rPr>
-        <w:t xml:space="preserve"> software, models and patient data stay on the clinic's servers. </w:t>
-      </w:r>
-      <w:r>
-        <w:rPr>
-          <w:rFonts w:ascii="Calibri" w:cs="Calibri" w:eastAsia="Calibri" w:hAnsi="Calibri"/>
-          <w:b/>
-          <w:bCs/>
-          <w:sz w:val="17"/>
-          <w:szCs w:val="17"/>
-        </w:rPr>
-        <w:t xml:space="preserve">De-identified:</w:t>
-      </w:r>
-      <w:r>
-        <w:rPr>
-          <w:rFonts w:ascii="Calibri" w:cs="Calibri" w:eastAsia="Calibri" w:hAnsi="Calibri"/>
-          <w:sz w:val="17"/>
-          <w:szCs w:val="17"/>
-        </w:rPr>
-        <w:t xml:space="preserve"> patients and stays are identified by study keys; ages over 90 are recorded as 90. </w:t>
-      </w:r>
-      <w:r>
-        <w:rPr>
-          <w:rFonts w:ascii="Calibri" w:cs="Calibri" w:eastAsia="Calibri" w:hAnsi="Calibri"/>
-          <w:b/>
-          <w:bCs/>
-          <w:sz w:val="17"/>
-          <w:szCs w:val="17"/>
-        </w:rPr>
-        <w:t xml:space="preserve">Time-stamped:</w:t>
-      </w:r>
-      <w:r>
-        <w:rPr>
-          <w:rFonts w:ascii="Calibri" w:cs="Calibri" w:eastAsia="Calibri" w:hAnsi="Calibri"/>
-          <w:sz w:val="17"/>
-          <w:szCs w:val="17"/>
-        </w:rPr>
-        <w:t xml:space="preserve"> every record carries the time it was made, so the model only uses what was known at discharge. </w:t>
-      </w:r>
-      <w:r>
-        <w:rPr>
-          <w:rFonts w:ascii="Calibri" w:cs="Calibri" w:eastAsia="Calibri" w:hAnsi="Calibri"/>
-          <w:b/>
-          <w:bCs/>
-          <w:sz w:val="17"/>
-          <w:szCs w:val="17"/>
-        </w:rPr>
-        <w:t xml:space="preserve">Minimum necessary:</w:t>
-      </w:r>
-      <w:r>
-        <w:rPr>
-          <w:rFonts w:ascii="Calibri" w:cs="Calibri" w:eastAsia="Calibri" w:hAnsi="Calibri"/>
-          <w:sz w:val="17"/>
-          <w:szCs w:val="17"/>
-        </w:rPr>
-        <w:t xml:space="preserve"> tell us what you cannot provide and we will plan around it.</w:t>
-      </w:r>
-    </w:p>
-    <w:p>
-      <w:pPr>
-        <w:pStyle w:val="Heading2"/>
-        <w:pBdr>
-          <w:bottom w:val="single" w:color="2FB596" w:sz="6" w:space="1"/>
-        </w:pBdr>
-        <w:spacing w:after="40" w:before="110"/>
-      </w:pPr>
-      <w:r>
-        <w:rPr>
-          <w:rFonts w:ascii="Calibri" w:cs="Calibri" w:eastAsia="Calibri" w:hAnsi="Calibri"/>
-          <w:b/>
-          <w:bCs/>
-          <w:color w:val="0E1A33"/>
-          <w:sz w:val="21"/>
-          <w:szCs w:val="21"/>
-        </w:rPr>
-        <w:t xml:space="preserve">1. Client data inventory</w:t>
+          <w:sz w:val="20"/>
+          <w:szCs w:val="20"/>
+        </w:rPr>
+        <w:t xml:space="preserve">Past stays and new discharges use the same file format and the same feed</w:t>
+      </w:r>
+      <w:r>
+        <w:rPr>
+          <w:rFonts w:ascii="Calibri" w:cs="Calibri" w:eastAsia="Calibri" w:hAnsi="Calibri"/>
+          <w:sz w:val="20"/>
+          <w:szCs w:val="20"/>
+        </w:rPr>
+        <w:t xml:space="preserve">, so the model is trained on exactly the kind of inputs it will score in use.</w:t>
       </w:r>
     </w:p>
     <w:p>
@@ -275,25 +178,25 @@
           <w:ilvl w:val="0"/>
           <w:numId w:val="2"/>
         </w:numPr>
-        <w:spacing w:after="15" w:line="245"/>
+        <w:spacing w:after="50" w:line="262"/>
       </w:pPr>
       <w:r>
         <w:rPr>
           <w:rFonts w:ascii="Calibri" w:cs="Calibri" w:eastAsia="Calibri" w:hAnsi="Calibri"/>
           <w:b/>
           <w:bCs/>
-          <w:sz w:val="17"/>
-          <w:szCs w:val="17"/>
-        </w:rPr>
-        <w:t xml:space="preserve">Source systems:</w:t>
-      </w:r>
-      <w:r>
-        <w:rPr>
-          <w:rFonts w:ascii="Calibri" w:cs="Calibri" w:eastAsia="Calibri" w:hAnsi="Calibri"/>
-          <w:sz w:val="17"/>
-          <w:szCs w:val="17"/>
-        </w:rPr>
-        <w:t xml:space="preserve"> name, vendor, version and owner of the HIS/EHR, admission-discharge-transfer, laboratory, pharmacy, billing and coding, outpatient and emergency systems.</w:t>
+          <w:sz w:val="20"/>
+          <w:szCs w:val="20"/>
+        </w:rPr>
+        <w:t xml:space="preserve">On site:</w:t>
+      </w:r>
+      <w:r>
+        <w:rPr>
+          <w:rFonts w:ascii="Calibri" w:cs="Calibri" w:eastAsia="Calibri" w:hAnsi="Calibri"/>
+          <w:sz w:val="20"/>
+          <w:szCs w:val="20"/>
+        </w:rPr>
+        <w:t xml:space="preserve"> software, models and patient data stay on the clinic's servers.</w:t>
       </w:r>
     </w:p>
     <w:p>
@@ -303,25 +206,25 @@
           <w:ilvl w:val="0"/>
           <w:numId w:val="2"/>
         </w:numPr>
-        <w:spacing w:after="15" w:line="245"/>
+        <w:spacing w:after="50" w:line="262"/>
       </w:pPr>
       <w:r>
         <w:rPr>
           <w:rFonts w:ascii="Calibri" w:cs="Calibri" w:eastAsia="Calibri" w:hAnsi="Calibri"/>
           <w:b/>
           <w:bCs/>
-          <w:sz w:val="17"/>
-          <w:szCs w:val="17"/>
-        </w:rPr>
-        <w:t xml:space="preserve">Data dictionaries and database schemas:</w:t>
-      </w:r>
-      <w:r>
-        <w:rPr>
-          <w:rFonts w:ascii="Calibri" w:cs="Calibri" w:eastAsia="Calibri" w:hAnsi="Calibri"/>
-          <w:sz w:val="17"/>
-          <w:szCs w:val="17"/>
-        </w:rPr>
-        <w:t xml:space="preserve"> tables, how they link, field meanings, allowed values and units.</w:t>
+          <w:sz w:val="20"/>
+          <w:szCs w:val="20"/>
+        </w:rPr>
+        <w:t xml:space="preserve">Pseudonymised:</w:t>
+      </w:r>
+      <w:r>
+        <w:rPr>
+          <w:rFonts w:ascii="Calibri" w:cs="Calibri" w:eastAsia="Calibri" w:hAnsi="Calibri"/>
+          <w:sz w:val="20"/>
+          <w:szCs w:val="20"/>
+        </w:rPr>
+        <w:t xml:space="preserve"> Preventra needs no names, phone numbers or ID numbers; patients and stays are identified by keys, and ages over 90 are recorded as 90.</w:t>
       </w:r>
     </w:p>
     <w:p>
@@ -331,25 +234,25 @@
           <w:ilvl w:val="0"/>
           <w:numId w:val="2"/>
         </w:numPr>
-        <w:spacing w:after="15" w:line="245"/>
+        <w:spacing w:after="50" w:line="262"/>
       </w:pPr>
       <w:r>
         <w:rPr>
           <w:rFonts w:ascii="Calibri" w:cs="Calibri" w:eastAsia="Calibri" w:hAnsi="Calibri"/>
           <w:b/>
           <w:bCs/>
-          <w:sz w:val="17"/>
-          <w:szCs w:val="17"/>
-        </w:rPr>
-        <w:t xml:space="preserve">Code lists:</w:t>
-      </w:r>
-      <w:r>
-        <w:rPr>
-          <w:rFonts w:ascii="Calibri" w:cs="Calibri" w:eastAsia="Calibri" w:hAnsi="Calibri"/>
-          <w:sz w:val="17"/>
-          <w:szCs w:val="17"/>
-        </w:rPr>
-        <w:t xml:space="preserve"> your codes for admission type, discharge destination, payer, sex and marital status (we map them once, at set-up); ICD edition; lab test names, LOINC codes where used, and units; how drugs are named.</w:t>
+          <w:sz w:val="20"/>
+          <w:szCs w:val="20"/>
+        </w:rPr>
+        <w:t xml:space="preserve">Time-stamped:</w:t>
+      </w:r>
+      <w:r>
+        <w:rPr>
+          <w:rFonts w:ascii="Calibri" w:cs="Calibri" w:eastAsia="Calibri" w:hAnsi="Calibri"/>
+          <w:sz w:val="20"/>
+          <w:szCs w:val="20"/>
+        </w:rPr>
+        <w:t xml:space="preserve"> every record carries the time it was made, so the model only uses what was known at discharge.</w:t>
       </w:r>
     </w:p>
     <w:p>
@@ -359,25 +262,53 @@
           <w:ilvl w:val="0"/>
           <w:numId w:val="2"/>
         </w:numPr>
-        <w:spacing w:after="15" w:line="245"/>
+        <w:spacing w:after="50" w:line="262"/>
       </w:pPr>
       <w:r>
         <w:rPr>
           <w:rFonts w:ascii="Calibri" w:cs="Calibri" w:eastAsia="Calibri" w:hAnsi="Calibri"/>
           <w:b/>
           <w:bCs/>
-          <w:sz w:val="17"/>
-          <w:szCs w:val="17"/>
-        </w:rPr>
-        <w:t xml:space="preserve">Sample:</w:t>
-      </w:r>
-      <w:r>
-        <w:rPr>
-          <w:rFonts w:ascii="Calibri" w:cs="Calibri" w:eastAsia="Calibri" w:hAnsi="Calibri"/>
-          <w:sz w:val="17"/>
-          <w:szCs w:val="17"/>
-        </w:rPr>
-        <w:t xml:space="preserve"> 50 to 100 complete de-identified stays in the file format in section 2, so the feed can be tested end to end before the full history.</w:t>
+          <w:sz w:val="20"/>
+          <w:szCs w:val="20"/>
+        </w:rPr>
+        <w:t xml:space="preserve">Minimum necessary:</w:t>
+      </w:r>
+      <w:r>
+        <w:rPr>
+          <w:rFonts w:ascii="Calibri" w:cs="Calibri" w:eastAsia="Calibri" w:hAnsi="Calibri"/>
+          <w:sz w:val="20"/>
+          <w:szCs w:val="20"/>
+        </w:rPr>
+        <w:t xml:space="preserve"> tell us what you cannot provide and we will plan around it.</w:t>
+      </w:r>
+    </w:p>
+    <w:p>
+      <w:pPr>
+        <w:pStyle w:val="Heading2"/>
+        <w:spacing w:after="80" w:before="220"/>
+      </w:pPr>
+      <w:r>
+        <w:rPr>
+          <w:rFonts w:ascii="Calibri" w:cs="Calibri" w:eastAsia="Calibri" w:hAnsi="Calibri"/>
+          <w:b/>
+          <w:bCs/>
+          <w:color w:val="0E1A33"/>
+          <w:sz w:val="26"/>
+          <w:szCs w:val="26"/>
+        </w:rPr>
+        <w:t xml:space="preserve">1. Client data inventory</w:t>
+      </w:r>
+      <w:r>
+        <w:rPr>
+          <w:rFonts w:ascii="Calibri" w:cs="Calibri" w:eastAsia="Calibri" w:hAnsi="Calibri"/>
+          <w:i/>
+          <w:iCs/>
+          <w:color w:val="595959"/>
+          <w:sz w:val="19"/>
+          <w:szCs w:val="19"/>
+        </w:rPr>
+        <w:t xml:space="preserve">  (a map of your systems and data, made before any data moves)</w:t>
       </w:r>
     </w:p>
     <w:p>
@@ -387,34 +318,115 @@
           <w:ilvl w:val="0"/>
           <w:numId w:val="2"/>
         </w:numPr>
-        <w:spacing w:after="15" w:line="245"/>
+        <w:spacing w:after="50" w:line="262"/>
       </w:pPr>
       <w:r>
         <w:rPr>
           <w:rFonts w:ascii="Calibri" w:cs="Calibri" w:eastAsia="Calibri" w:hAnsi="Calibri"/>
           <w:b/>
           <w:bCs/>
-          <w:sz w:val="17"/>
-          <w:szCs w:val="17"/>
-        </w:rPr>
-        <w:t xml:space="preserve">Volumes and known gaps:</w:t>
-      </w:r>
-      <w:r>
-        <w:rPr>
-          <w:rFonts w:ascii="Calibri" w:cs="Calibri" w:eastAsia="Calibri" w:hAnsi="Calibri"/>
-          <w:sz w:val="17"/>
-          <w:szCs w:val="17"/>
-        </w:rPr>
-        <w:t xml:space="preserve"> beds, admissions per year, departments; paper-only periods, system migrations, fields filled inconsistently.</w:t>
+          <w:sz w:val="20"/>
+          <w:szCs w:val="20"/>
+        </w:rPr>
+        <w:t xml:space="preserve">Source systems:</w:t>
+      </w:r>
+      <w:r>
+        <w:rPr>
+          <w:rFonts w:ascii="Calibri" w:cs="Calibri" w:eastAsia="Calibri" w:hAnsi="Calibri"/>
+          <w:sz w:val="20"/>
+          <w:szCs w:val="20"/>
+        </w:rPr>
+        <w:t xml:space="preserve"> name, vendor, version and owner of the HIS/EHR, admission-discharge-transfer, laboratory, pharmacy, billing and coding, outpatient and emergency systems.</w:t>
       </w:r>
     </w:p>
     <w:p>
       <w:pPr>
+        <w:pStyle w:val="ListParagraph"/>
+        <w:numPr>
+          <w:ilvl w:val="0"/>
+          <w:numId w:val="2"/>
+        </w:numPr>
+        <w:spacing w:after="50" w:line="262"/>
+      </w:pPr>
+      <w:r>
+        <w:rPr>
+          <w:rFonts w:ascii="Calibri" w:cs="Calibri" w:eastAsia="Calibri" w:hAnsi="Calibri"/>
+          <w:b/>
+          <w:bCs/>
+          <w:sz w:val="20"/>
+          <w:szCs w:val="20"/>
+        </w:rPr>
+        <w:t xml:space="preserve">Data dictionaries and database schemas:</w:t>
+      </w:r>
+      <w:r>
+        <w:rPr>
+          <w:rFonts w:ascii="Calibri" w:cs="Calibri" w:eastAsia="Calibri" w:hAnsi="Calibri"/>
+          <w:sz w:val="20"/>
+          <w:szCs w:val="20"/>
+        </w:rPr>
+        <w:t xml:space="preserve"> tables, how they link, field meanings, allowed values and units.</w:t>
+      </w:r>
+    </w:p>
+    <w:p>
+      <w:pPr>
+        <w:pStyle w:val="ListParagraph"/>
+        <w:numPr>
+          <w:ilvl w:val="0"/>
+          <w:numId w:val="2"/>
+        </w:numPr>
+        <w:spacing w:after="50" w:line="262"/>
+      </w:pPr>
+      <w:r>
+        <w:rPr>
+          <w:rFonts w:ascii="Calibri" w:cs="Calibri" w:eastAsia="Calibri" w:hAnsi="Calibri"/>
+          <w:b/>
+          <w:bCs/>
+          <w:sz w:val="20"/>
+          <w:szCs w:val="20"/>
+        </w:rPr>
+        <w:t xml:space="preserve">Code lists:</w:t>
+      </w:r>
+      <w:r>
+        <w:rPr>
+          <w:rFonts w:ascii="Calibri" w:cs="Calibri" w:eastAsia="Calibri" w:hAnsi="Calibri"/>
+          <w:sz w:val="20"/>
+          <w:szCs w:val="20"/>
+        </w:rPr>
+        <w:t xml:space="preserve"> your codes for admission type, discharge destination, payer, sex and marital status (we map them once, at set-up); ICD edition; lab test names, LOINC codes where used (the international standard codes for lab tests), and units; how drugs are named.</w:t>
+      </w:r>
+    </w:p>
+    <w:p>
+      <w:pPr>
+        <w:pStyle w:val="ListParagraph"/>
+        <w:numPr>
+          <w:ilvl w:val="0"/>
+          <w:numId w:val="2"/>
+        </w:numPr>
+        <w:spacing w:after="50" w:line="262"/>
+      </w:pPr>
+      <w:r>
+        <w:rPr>
+          <w:rFonts w:ascii="Calibri" w:cs="Calibri" w:eastAsia="Calibri" w:hAnsi="Calibri"/>
+          <w:b/>
+          <w:bCs/>
+          <w:sz w:val="20"/>
+          <w:szCs w:val="20"/>
+        </w:rPr>
+        <w:t xml:space="preserve">Sample:</w:t>
+      </w:r>
+      <w:r>
+        <w:rPr>
+          <w:rFonts w:ascii="Calibri" w:cs="Calibri" w:eastAsia="Calibri" w:hAnsi="Calibri"/>
+          <w:sz w:val="20"/>
+          <w:szCs w:val="20"/>
+        </w:rPr>
+        <w:t xml:space="preserve"> 50 to 100 complete pseudonymised stays in the file format in section 2, so the feed can be tested end to end before the full history.</w:t>
+      </w:r>
+    </w:p>
+    <w:p>
+      <w:pPr>
         <w:pStyle w:val="Heading2"/>
-        <w:pBdr>
-          <w:bottom w:val="single" w:color="2FB596" w:sz="6" w:space="1"/>
-        </w:pBdr>
-        <w:spacing w:after="40" w:before="110"/>
+        <w:spacing w:after="80" w:before="220"/>
       </w:pPr>
       <w:r>
         <w:rPr>
@@ -422,21 +434,32 @@
           <w:b/>
           <w:bCs/>
           <w:color w:val="0E1A33"/>
-          <w:sz w:val="21"/>
-          <w:szCs w:val="21"/>
+          <w:sz w:val="26"/>
+          <w:szCs w:val="26"/>
         </w:rPr>
         <w:t xml:space="preserve">2. Historical data availability</w:t>
+      </w:r>
+      <w:r>
+        <w:rPr>
+          <w:rFonts w:ascii="Calibri" w:cs="Calibri" w:eastAsia="Calibri" w:hAnsi="Calibri"/>
+          <w:i/>
+          <w:iCs/>
+          <w:color w:val="595959"/>
+          <w:sz w:val="19"/>
+          <w:szCs w:val="19"/>
+        </w:rPr>
+        <w:t xml:space="preserve">  (past hospital stays, used to build and test your clinic's model)</w:t>
       </w:r>
     </w:p>
     <w:p>
       <w:pPr>
-        <w:spacing w:after="50" w:line="245"/>
-      </w:pPr>
-      <w:r>
-        <w:rPr>
-          <w:rFonts w:ascii="Calibri" w:cs="Calibri" w:eastAsia="Calibri" w:hAnsi="Calibri"/>
-          <w:sz w:val="17"/>
-          <w:szCs w:val="17"/>
+        <w:spacing w:after="110" w:line="262"/>
+      </w:pPr>
+      <w:r>
+        <w:rPr>
+          <w:rFonts w:ascii="Calibri" w:cs="Calibri" w:eastAsia="Calibri" w:hAnsi="Calibri"/>
+          <w:sz w:val="20"/>
+          <w:szCs w:val="20"/>
         </w:rPr>
         <w:t xml:space="preserve">At least </w:t>
       </w:r>
@@ -445,33 +468,51 @@
           <w:rFonts w:ascii="Calibri" w:cs="Calibri" w:eastAsia="Calibri" w:hAnsi="Calibri"/>
           <w:b/>
           <w:bCs/>
-          <w:sz w:val="17"/>
-          <w:szCs w:val="17"/>
+          <w:sz w:val="20"/>
+          <w:szCs w:val="20"/>
         </w:rPr>
         <w:t xml:space="preserve">3 years</w:t>
       </w:r>
       <w:r>
         <w:rPr>
           <w:rFonts w:ascii="Calibri" w:cs="Calibri" w:eastAsia="Calibri" w:hAnsi="Calibri"/>
-          <w:sz w:val="17"/>
-          <w:szCs w:val="17"/>
-        </w:rPr>
-        <w:t xml:space="preserve"> of inpatient stays (5 preferred). </w:t>
+          <w:sz w:val="20"/>
+          <w:szCs w:val="20"/>
+        </w:rPr>
+        <w:t xml:space="preserve"> of inpatient stays (</w:t>
+      </w:r>
+      <w:r>
+        <w:rPr>
+          <w:rFonts w:ascii="Calibri" w:cs="Calibri" w:eastAsia="Calibri" w:hAnsi="Calibri"/>
+          <w:b/>
+          <w:bCs/>
+          <w:sz w:val="20"/>
+          <w:szCs w:val="20"/>
+        </w:rPr>
+        <w:t xml:space="preserve">5 years preferred</w:t>
+      </w:r>
+      <w:r>
+        <w:rPr>
+          <w:rFonts w:ascii="Calibri" w:cs="Calibri" w:eastAsia="Calibri" w:hAnsi="Calibri"/>
+          <w:sz w:val="20"/>
+          <w:szCs w:val="20"/>
+        </w:rPr>
+        <w:t xml:space="preserve">), ending as close to today as possible. </w:t>
       </w:r>
       <w:r>
         <w:rPr>
           <w:rFonts w:ascii="Consolas" w:cs="Consolas" w:eastAsia="Consolas" w:hAnsi="Consolas"/>
           <w:color w:val="0E1A33"/>
-          <w:sz w:val="16"/>
-          <w:szCs w:val="16"/>
+          <w:sz w:val="19"/>
+          <w:szCs w:val="19"/>
         </w:rPr>
         <w:t xml:space="preserve">patient_key</w:t>
       </w:r>
       <w:r>
         <w:rPr>
           <w:rFonts w:ascii="Calibri" w:cs="Calibri" w:eastAsia="Calibri" w:hAnsi="Calibri"/>
-          <w:sz w:val="17"/>
-          <w:szCs w:val="17"/>
+          <w:sz w:val="20"/>
+          <w:szCs w:val="20"/>
         </w:rPr>
         <w:t xml:space="preserve"> must stay the same for a patient across every stay and year, and </w:t>
       </w:r>
@@ -479,16 +520,16 @@
         <w:rPr>
           <w:rFonts w:ascii="Consolas" w:cs="Consolas" w:eastAsia="Consolas" w:hAnsi="Consolas"/>
           <w:color w:val="0E1A33"/>
-          <w:sz w:val="16"/>
-          <w:szCs w:val="16"/>
+          <w:sz w:val="19"/>
+          <w:szCs w:val="19"/>
         </w:rPr>
         <w:t xml:space="preserve">encounter_key</w:t>
       </w:r>
       <w:r>
         <w:rPr>
           <w:rFonts w:ascii="Calibri" w:cs="Calibri" w:eastAsia="Calibri" w:hAnsi="Calibri"/>
-          <w:sz w:val="17"/>
-          <w:szCs w:val="17"/>
+          <w:sz w:val="20"/>
+          <w:szCs w:val="20"/>
         </w:rPr>
         <w:t xml:space="preserve"> must be unique per stay. Testing needs </w:t>
       </w:r>
@@ -497,23 +538,36 @@
           <w:rFonts w:ascii="Calibri" w:cs="Calibri" w:eastAsia="Calibri" w:hAnsi="Calibri"/>
           <w:b/>
           <w:bCs/>
-          <w:sz w:val="17"/>
-          <w:szCs w:val="17"/>
+          <w:sz w:val="20"/>
+          <w:szCs w:val="20"/>
         </w:rPr>
         <w:t xml:space="preserve">at least 100 readmissions</w:t>
       </w:r>
       <w:r>
         <w:rPr>
           <w:rFonts w:ascii="Calibri" w:cs="Calibri" w:eastAsia="Calibri" w:hAnsi="Calibri"/>
-          <w:sz w:val="17"/>
-          <w:szCs w:val="17"/>
-        </w:rPr>
-        <w:t xml:space="preserve"> in the most recent period: about 3,500 to 5,000 discharges at a 10 to 15% readmission rate.</w:t>
+          <w:sz w:val="20"/>
+          <w:szCs w:val="20"/>
+        </w:rPr>
+        <w:t xml:space="preserve"> in the most recent period: about 3,500 to 5,000 discharges at a 10 to 15% readmission rate. With fewer, the accuracy figure swings too much by chance to tell a genuinely good model from a lucky one.</w:t>
+      </w:r>
+    </w:p>
+    <w:p>
+      <w:pPr>
+        <w:spacing w:after="90" w:before="60" w:line="262"/>
+      </w:pPr>
+      <w:r>
+        <w:rPr>
+          <w:rFonts w:ascii="Calibri" w:cs="Calibri" w:eastAsia="Calibri" w:hAnsi="Calibri"/>
+          <w:sz w:val="20"/>
+          <w:szCs w:val="20"/>
+        </w:rPr>
+        <w:t xml:space="preserve">The files we need, one per table, with the fields every record must have and the fields that improve the model:</w:t>
       </w:r>
     </w:p>
     <w:tbl>
       <w:tblPr>
-        <w:tblW w:type="dxa" w:w="10306"/>
+        <w:tblW w:type="dxa" w:w="9906"/>
         <w:tblBorders>
           <w:top w:val="single" w:color="auto" w:sz="4"/>
           <w:left w:val="single" w:color="auto" w:sz="4"/>
@@ -524,9 +578,9 @@
         </w:tblBorders>
       </w:tblPr>
       <w:tblGrid>
-        <w:gridCol w:w="1650"/>
-        <w:gridCol w:w="4600"/>
-        <w:gridCol w:w="4056"/>
+        <w:gridCol w:w="1900"/>
+        <w:gridCol w:w="4700"/>
+        <w:gridCol w:w="3706"/>
       </w:tblGrid>
       <w:tr>
         <w:trPr>
@@ -534,7 +588,7 @@
         </w:trPr>
         <w:tc>
           <w:tcPr>
-            <w:tcW w:type="dxa" w:w="1650"/>
+            <w:tcW w:type="dxa" w:w="1900"/>
             <w:tcBorders>
               <w:top w:val="single" w:color="BFBFBF" w:sz="4"/>
               <w:left w:val="single" w:color="BFBFBF" w:sz="4"/>
@@ -543,15 +597,15 @@
             </w:tcBorders>
             <w:shd w:fill="0E1A33" w:color="auto" w:val="clear"/>
             <w:tcMar>
-              <w:top w:type="dxa" w:w="25"/>
-              <w:left w:type="dxa" w:w="70"/>
-              <w:bottom w:type="dxa" w:w="25"/>
-              <w:right w:type="dxa" w:w="70"/>
-            </w:tcMar>
-          </w:tcPr>
-          <w:p>
-            <w:pPr>
-              <w:spacing w:after="0" w:line="235"/>
+              <w:top w:type="dxa" w:w="50"/>
+              <w:left w:type="dxa" w:w="90"/>
+              <w:bottom w:type="dxa" w:w="50"/>
+              <w:right w:type="dxa" w:w="90"/>
+            </w:tcMar>
+          </w:tcPr>
+          <w:p>
+            <w:pPr>
+              <w:spacing w:after="0" w:line="255"/>
             </w:pPr>
             <w:r>
               <w:rPr>
@@ -559,16 +613,16 @@
                 <w:b/>
                 <w:bCs/>
                 <w:color w:val="FFFFFF"/>
-                <w:sz w:val="17"/>
-                <w:szCs w:val="17"/>
-              </w:rPr>
-              <w:t xml:space="preserve">File (one row per)</w:t>
-            </w:r>
-          </w:p>
-        </w:tc>
-        <w:tc>
-          <w:tcPr>
-            <w:tcW w:type="dxa" w:w="4600"/>
+                <w:sz w:val="20"/>
+                <w:szCs w:val="20"/>
+              </w:rPr>
+              <w:t xml:space="preserve">File</w:t>
+            </w:r>
+          </w:p>
+        </w:tc>
+        <w:tc>
+          <w:tcPr>
+            <w:tcW w:type="dxa" w:w="4700"/>
             <w:tcBorders>
               <w:top w:val="single" w:color="BFBFBF" w:sz="4"/>
               <w:left w:val="single" w:color="BFBFBF" w:sz="4"/>
@@ -577,15 +631,15 @@
             </w:tcBorders>
             <w:shd w:fill="0E1A33" w:color="auto" w:val="clear"/>
             <w:tcMar>
-              <w:top w:type="dxa" w:w="25"/>
-              <w:left w:type="dxa" w:w="70"/>
-              <w:bottom w:type="dxa" w:w="25"/>
-              <w:right w:type="dxa" w:w="70"/>
-            </w:tcMar>
-          </w:tcPr>
-          <w:p>
-            <w:pPr>
-              <w:spacing w:after="0" w:line="235"/>
+              <w:top w:type="dxa" w:w="50"/>
+              <w:left w:type="dxa" w:w="90"/>
+              <w:bottom w:type="dxa" w:w="50"/>
+              <w:right w:type="dxa" w:w="90"/>
+            </w:tcMar>
+          </w:tcPr>
+          <w:p>
+            <w:pPr>
+              <w:spacing w:after="0" w:line="255"/>
             </w:pPr>
             <w:r>
               <w:rPr>
@@ -593,16 +647,16 @@
                 <w:b/>
                 <w:bCs/>
                 <w:color w:val="FFFFFF"/>
-                <w:sz w:val="17"/>
-                <w:szCs w:val="17"/>
-              </w:rPr>
-              <w:t xml:space="preserve">Required fields</w:t>
-            </w:r>
-          </w:p>
-        </w:tc>
-        <w:tc>
-          <w:tcPr>
-            <w:tcW w:type="dxa" w:w="4056"/>
+                <w:sz w:val="20"/>
+                <w:szCs w:val="20"/>
+              </w:rPr>
+              <w:t xml:space="preserve">Mandatory (required fields)</w:t>
+            </w:r>
+          </w:p>
+        </w:tc>
+        <w:tc>
+          <w:tcPr>
+            <w:tcW w:type="dxa" w:w="3706"/>
             <w:tcBorders>
               <w:top w:val="single" w:color="BFBFBF" w:sz="4"/>
               <w:left w:val="single" w:color="BFBFBF" w:sz="4"/>
@@ -611,15 +665,15 @@
             </w:tcBorders>
             <w:shd w:fill="0E1A33" w:color="auto" w:val="clear"/>
             <w:tcMar>
-              <w:top w:type="dxa" w:w="25"/>
-              <w:left w:type="dxa" w:w="70"/>
-              <w:bottom w:type="dxa" w:w="25"/>
-              <w:right w:type="dxa" w:w="70"/>
-            </w:tcMar>
-          </w:tcPr>
-          <w:p>
-            <w:pPr>
-              <w:spacing w:after="0" w:line="235"/>
+              <w:top w:type="dxa" w:w="50"/>
+              <w:left w:type="dxa" w:w="90"/>
+              <w:bottom w:type="dxa" w:w="50"/>
+              <w:right w:type="dxa" w:w="90"/>
+            </w:tcMar>
+          </w:tcPr>
+          <w:p>
+            <w:pPr>
+              <w:spacing w:after="0" w:line="255"/>
             </w:pPr>
             <w:r>
               <w:rPr>
@@ -627,10 +681,10 @@
                 <w:b/>
                 <w:bCs/>
                 <w:color w:val="FFFFFF"/>
-                <w:sz w:val="17"/>
-                <w:szCs w:val="17"/>
-              </w:rPr>
-              <w:t xml:space="preserve">If available</w:t>
+                <w:sz w:val="20"/>
+                <w:szCs w:val="20"/>
+              </w:rPr>
+              <w:t xml:space="preserve">Recommended (if available)</w:t>
             </w:r>
           </w:p>
         </w:tc>
@@ -641,7 +695,7 @@
         </w:trPr>
         <w:tc>
           <w:tcPr>
-            <w:tcW w:type="dxa" w:w="1650"/>
+            <w:tcW w:type="dxa" w:w="1900"/>
             <w:tcBorders>
               <w:top w:val="single" w:color="BFBFBF" w:sz="4"/>
               <w:left w:val="single" w:color="BFBFBF" w:sz="4"/>
@@ -650,62 +704,76 @@
             </w:tcBorders>
             <w:shd w:fill="E3F6F1" w:color="auto" w:val="clear"/>
             <w:tcMar>
-              <w:top w:type="dxa" w:w="25"/>
-              <w:left w:type="dxa" w:w="70"/>
-              <w:bottom w:type="dxa" w:w="25"/>
-              <w:right w:type="dxa" w:w="70"/>
-            </w:tcMar>
-          </w:tcPr>
-          <w:p>
-            <w:pPr>
-              <w:spacing w:after="0" w:line="235"/>
+              <w:top w:type="dxa" w:w="50"/>
+              <w:left w:type="dxa" w:w="90"/>
+              <w:bottom w:type="dxa" w:w="50"/>
+              <w:right w:type="dxa" w:w="90"/>
+            </w:tcMar>
+          </w:tcPr>
+          <w:p>
+            <w:pPr>
+              <w:spacing w:after="0" w:line="255"/>
             </w:pPr>
             <w:r>
               <w:rPr>
                 <w:rFonts w:ascii="Calibri" w:cs="Calibri" w:eastAsia="Calibri" w:hAnsi="Calibri"/>
                 <w:b/>
                 <w:bCs/>
+                <w:sz w:val="20"/>
+                <w:szCs w:val="20"/>
+              </w:rPr>
+              <w:t xml:space="preserve">Encounters</w:t>
+            </w:r>
+          </w:p>
+          <w:p>
+            <w:pPr>
+              <w:spacing w:after="0" w:line="240"/>
+            </w:pPr>
+            <w:r>
+              <w:rPr>
+                <w:rFonts w:ascii="Calibri" w:cs="Calibri" w:eastAsia="Calibri" w:hAnsi="Calibri"/>
+                <w:color w:val="595959"/>
                 <w:sz w:val="17"/>
                 <w:szCs w:val="17"/>
               </w:rPr>
-              <w:t xml:space="preserve">encounters (stay)</w:t>
-            </w:r>
-          </w:p>
-        </w:tc>
-        <w:tc>
-          <w:tcPr>
-            <w:tcW w:type="dxa" w:w="4600"/>
-            <w:tcBorders>
-              <w:top w:val="single" w:color="BFBFBF" w:sz="4"/>
-              <w:left w:val="single" w:color="BFBFBF" w:sz="4"/>
-              <w:bottom w:val="single" w:color="BFBFBF" w:sz="4"/>
-              <w:right w:val="single" w:color="BFBFBF" w:sz="4"/>
-            </w:tcBorders>
-            <w:tcMar>
-              <w:top w:type="dxa" w:w="25"/>
-              <w:left w:type="dxa" w:w="70"/>
-              <w:bottom w:type="dxa" w:w="25"/>
-              <w:right w:type="dxa" w:w="70"/>
-            </w:tcMar>
-          </w:tcPr>
-          <w:p>
-            <w:pPr>
-              <w:spacing w:after="0" w:line="235"/>
+              <w:t xml:space="preserve">one row per hospital stay</w:t>
+            </w:r>
+          </w:p>
+        </w:tc>
+        <w:tc>
+          <w:tcPr>
+            <w:tcW w:type="dxa" w:w="4700"/>
+            <w:tcBorders>
+              <w:top w:val="single" w:color="BFBFBF" w:sz="4"/>
+              <w:left w:val="single" w:color="BFBFBF" w:sz="4"/>
+              <w:bottom w:val="single" w:color="BFBFBF" w:sz="4"/>
+              <w:right w:val="single" w:color="BFBFBF" w:sz="4"/>
+            </w:tcBorders>
+            <w:tcMar>
+              <w:top w:type="dxa" w:w="50"/>
+              <w:left w:type="dxa" w:w="90"/>
+              <w:bottom w:type="dxa" w:w="50"/>
+              <w:right w:type="dxa" w:w="90"/>
+            </w:tcMar>
+          </w:tcPr>
+          <w:p>
+            <w:pPr>
+              <w:spacing w:after="0" w:line="255"/>
             </w:pPr>
             <w:r>
               <w:rPr>
                 <w:rFonts w:ascii="Consolas" w:cs="Consolas" w:eastAsia="Consolas" w:hAnsi="Consolas"/>
                 <w:color w:val="0E1A33"/>
-                <w:sz w:val="16"/>
-                <w:szCs w:val="16"/>
+                <w:sz w:val="19"/>
+                <w:szCs w:val="19"/>
               </w:rPr>
               <w:t xml:space="preserve">encounter_key</w:t>
             </w:r>
             <w:r>
               <w:rPr>
                 <w:rFonts w:ascii="Calibri" w:cs="Calibri" w:eastAsia="Calibri" w:hAnsi="Calibri"/>
-                <w:sz w:val="17"/>
-                <w:szCs w:val="17"/>
+                <w:sz w:val="20"/>
+                <w:szCs w:val="20"/>
               </w:rPr>
               <w:t xml:space="preserve">, </w:t>
             </w:r>
@@ -713,16 +781,16 @@
               <w:rPr>
                 <w:rFonts w:ascii="Consolas" w:cs="Consolas" w:eastAsia="Consolas" w:hAnsi="Consolas"/>
                 <w:color w:val="0E1A33"/>
-                <w:sz w:val="16"/>
-                <w:szCs w:val="16"/>
+                <w:sz w:val="19"/>
+                <w:szCs w:val="19"/>
               </w:rPr>
               <w:t xml:space="preserve">patient_key</w:t>
             </w:r>
             <w:r>
               <w:rPr>
                 <w:rFonts w:ascii="Calibri" w:cs="Calibri" w:eastAsia="Calibri" w:hAnsi="Calibri"/>
-                <w:sz w:val="17"/>
-                <w:szCs w:val="17"/>
+                <w:sz w:val="20"/>
+                <w:szCs w:val="20"/>
               </w:rPr>
               <w:t xml:space="preserve">, admission and discharge date-time, age in years, admission type, discharge destination, died in hospital</w:t>
             </w:r>
@@ -730,29 +798,29 @@
         </w:tc>
         <w:tc>
           <w:tcPr>
-            <w:tcW w:type="dxa" w:w="4056"/>
-            <w:tcBorders>
-              <w:top w:val="single" w:color="BFBFBF" w:sz="4"/>
-              <w:left w:val="single" w:color="BFBFBF" w:sz="4"/>
-              <w:bottom w:val="single" w:color="BFBFBF" w:sz="4"/>
-              <w:right w:val="single" w:color="BFBFBF" w:sz="4"/>
-            </w:tcBorders>
-            <w:tcMar>
-              <w:top w:type="dxa" w:w="25"/>
-              <w:left w:type="dxa" w:w="70"/>
-              <w:bottom w:type="dxa" w:w="25"/>
-              <w:right w:type="dxa" w:w="70"/>
-            </w:tcMar>
-          </w:tcPr>
-          <w:p>
-            <w:pPr>
-              <w:spacing w:after="0" w:line="235"/>
-            </w:pPr>
-            <w:r>
-              <w:rPr>
-                <w:rFonts w:ascii="Calibri" w:cs="Calibri" w:eastAsia="Calibri" w:hAnsi="Calibri"/>
-                <w:sz w:val="17"/>
-                <w:szCs w:val="17"/>
+            <w:tcW w:type="dxa" w:w="3706"/>
+            <w:tcBorders>
+              <w:top w:val="single" w:color="BFBFBF" w:sz="4"/>
+              <w:left w:val="single" w:color="BFBFBF" w:sz="4"/>
+              <w:bottom w:val="single" w:color="BFBFBF" w:sz="4"/>
+              <w:right w:val="single" w:color="BFBFBF" w:sz="4"/>
+            </w:tcBorders>
+            <w:tcMar>
+              <w:top w:type="dxa" w:w="50"/>
+              <w:left w:type="dxa" w:w="90"/>
+              <w:bottom w:type="dxa" w:w="50"/>
+              <w:right w:type="dxa" w:w="90"/>
+            </w:tcMar>
+          </w:tcPr>
+          <w:p>
+            <w:pPr>
+              <w:spacing w:after="0" w:line="255"/>
+            </w:pPr>
+            <w:r>
+              <w:rPr>
+                <w:rFonts w:ascii="Calibri" w:cs="Calibri" w:eastAsia="Calibri" w:hAnsi="Calibri"/>
+                <w:sz w:val="20"/>
+                <w:szCs w:val="20"/>
               </w:rPr>
               <w:t xml:space="preserve">Payer, emergency-department arrival and departure times, observation stay, planned admission; discharge vitals: weight, oxygen saturation, systolic blood pressure, heart rate, walking distance, pain score</w:t>
             </w:r>
@@ -765,7 +833,7 @@
         </w:trPr>
         <w:tc>
           <w:tcPr>
-            <w:tcW w:type="dxa" w:w="1650"/>
+            <w:tcW w:type="dxa" w:w="1900"/>
             <w:tcBorders>
               <w:top w:val="single" w:color="BFBFBF" w:sz="4"/>
               <w:left w:val="single" w:color="BFBFBF" w:sz="4"/>
@@ -774,62 +842,76 @@
             </w:tcBorders>
             <w:shd w:fill="E3F6F1" w:color="auto" w:val="clear"/>
             <w:tcMar>
-              <w:top w:type="dxa" w:w="25"/>
-              <w:left w:type="dxa" w:w="70"/>
-              <w:bottom w:type="dxa" w:w="25"/>
-              <w:right w:type="dxa" w:w="70"/>
-            </w:tcMar>
-          </w:tcPr>
-          <w:p>
-            <w:pPr>
-              <w:spacing w:after="0" w:line="235"/>
+              <w:top w:type="dxa" w:w="50"/>
+              <w:left w:type="dxa" w:w="90"/>
+              <w:bottom w:type="dxa" w:w="50"/>
+              <w:right w:type="dxa" w:w="90"/>
+            </w:tcMar>
+          </w:tcPr>
+          <w:p>
+            <w:pPr>
+              <w:spacing w:after="0" w:line="255"/>
             </w:pPr>
             <w:r>
               <w:rPr>
                 <w:rFonts w:ascii="Calibri" w:cs="Calibri" w:eastAsia="Calibri" w:hAnsi="Calibri"/>
                 <w:b/>
                 <w:bCs/>
+                <w:sz w:val="20"/>
+                <w:szCs w:val="20"/>
+              </w:rPr>
+              <w:t xml:space="preserve">Patients</w:t>
+            </w:r>
+          </w:p>
+          <w:p>
+            <w:pPr>
+              <w:spacing w:after="0" w:line="240"/>
+            </w:pPr>
+            <w:r>
+              <w:rPr>
+                <w:rFonts w:ascii="Calibri" w:cs="Calibri" w:eastAsia="Calibri" w:hAnsi="Calibri"/>
+                <w:color w:val="595959"/>
                 <w:sz w:val="17"/>
                 <w:szCs w:val="17"/>
               </w:rPr>
-              <w:t xml:space="preserve">patients (patient)</w:t>
-            </w:r>
-          </w:p>
-        </w:tc>
-        <w:tc>
-          <w:tcPr>
-            <w:tcW w:type="dxa" w:w="4600"/>
-            <w:tcBorders>
-              <w:top w:val="single" w:color="BFBFBF" w:sz="4"/>
-              <w:left w:val="single" w:color="BFBFBF" w:sz="4"/>
-              <w:bottom w:val="single" w:color="BFBFBF" w:sz="4"/>
-              <w:right w:val="single" w:color="BFBFBF" w:sz="4"/>
-            </w:tcBorders>
-            <w:tcMar>
-              <w:top w:type="dxa" w:w="25"/>
-              <w:left w:type="dxa" w:w="70"/>
-              <w:bottom w:type="dxa" w:w="25"/>
-              <w:right w:type="dxa" w:w="70"/>
-            </w:tcMar>
-          </w:tcPr>
-          <w:p>
-            <w:pPr>
-              <w:spacing w:after="0" w:line="235"/>
+              <w:t xml:space="preserve">one row per patient</w:t>
+            </w:r>
+          </w:p>
+        </w:tc>
+        <w:tc>
+          <w:tcPr>
+            <w:tcW w:type="dxa" w:w="4700"/>
+            <w:tcBorders>
+              <w:top w:val="single" w:color="BFBFBF" w:sz="4"/>
+              <w:left w:val="single" w:color="BFBFBF" w:sz="4"/>
+              <w:bottom w:val="single" w:color="BFBFBF" w:sz="4"/>
+              <w:right w:val="single" w:color="BFBFBF" w:sz="4"/>
+            </w:tcBorders>
+            <w:tcMar>
+              <w:top w:type="dxa" w:w="50"/>
+              <w:left w:type="dxa" w:w="90"/>
+              <w:bottom w:type="dxa" w:w="50"/>
+              <w:right w:type="dxa" w:w="90"/>
+            </w:tcMar>
+          </w:tcPr>
+          <w:p>
+            <w:pPr>
+              <w:spacing w:after="0" w:line="255"/>
             </w:pPr>
             <w:r>
               <w:rPr>
                 <w:rFonts w:ascii="Consolas" w:cs="Consolas" w:eastAsia="Consolas" w:hAnsi="Consolas"/>
                 <w:color w:val="0E1A33"/>
-                <w:sz w:val="16"/>
-                <w:szCs w:val="16"/>
+                <w:sz w:val="19"/>
+                <w:szCs w:val="19"/>
               </w:rPr>
               <w:t xml:space="preserve">patient_key</w:t>
             </w:r>
             <w:r>
               <w:rPr>
                 <w:rFonts w:ascii="Calibri" w:cs="Calibri" w:eastAsia="Calibri" w:hAnsi="Calibri"/>
-                <w:sz w:val="17"/>
-                <w:szCs w:val="17"/>
+                <w:sz w:val="20"/>
+                <w:szCs w:val="20"/>
               </w:rPr>
               <w:t xml:space="preserve">, sex</w:t>
             </w:r>
@@ -837,29 +919,29 @@
         </w:tc>
         <w:tc>
           <w:tcPr>
-            <w:tcW w:type="dxa" w:w="4056"/>
-            <w:tcBorders>
-              <w:top w:val="single" w:color="BFBFBF" w:sz="4"/>
-              <w:left w:val="single" w:color="BFBFBF" w:sz="4"/>
-              <w:bottom w:val="single" w:color="BFBFBF" w:sz="4"/>
-              <w:right w:val="single" w:color="BFBFBF" w:sz="4"/>
-            </w:tcBorders>
-            <w:tcMar>
-              <w:top w:type="dxa" w:w="25"/>
-              <w:left w:type="dxa" w:w="70"/>
-              <w:bottom w:type="dxa" w:w="25"/>
-              <w:right w:type="dxa" w:w="70"/>
-            </w:tcMar>
-          </w:tcPr>
-          <w:p>
-            <w:pPr>
-              <w:spacing w:after="0" w:line="235"/>
-            </w:pPr>
-            <w:r>
-              <w:rPr>
-                <w:rFonts w:ascii="Calibri" w:cs="Calibri" w:eastAsia="Calibri" w:hAnsi="Calibri"/>
-                <w:sz w:val="17"/>
-                <w:szCs w:val="17"/>
+            <w:tcW w:type="dxa" w:w="3706"/>
+            <w:tcBorders>
+              <w:top w:val="single" w:color="BFBFBF" w:sz="4"/>
+              <w:left w:val="single" w:color="BFBFBF" w:sz="4"/>
+              <w:bottom w:val="single" w:color="BFBFBF" w:sz="4"/>
+              <w:right w:val="single" w:color="BFBFBF" w:sz="4"/>
+            </w:tcBorders>
+            <w:tcMar>
+              <w:top w:type="dxa" w:w="50"/>
+              <w:left w:type="dxa" w:w="90"/>
+              <w:bottom w:type="dxa" w:w="50"/>
+              <w:right w:type="dxa" w:w="90"/>
+            </w:tcMar>
+          </w:tcPr>
+          <w:p>
+            <w:pPr>
+              <w:spacing w:after="0" w:line="255"/>
+            </w:pPr>
+            <w:r>
+              <w:rPr>
+                <w:rFonts w:ascii="Calibri" w:cs="Calibri" w:eastAsia="Calibri" w:hAnsi="Calibri"/>
+                <w:sz w:val="20"/>
+                <w:szCs w:val="20"/>
               </w:rPr>
               <w:t xml:space="preserve">Marital status, ethnicity, date of death</w:t>
             </w:r>
@@ -872,7 +954,7 @@
         </w:trPr>
         <w:tc>
           <w:tcPr>
-            <w:tcW w:type="dxa" w:w="1650"/>
+            <w:tcW w:type="dxa" w:w="1900"/>
             <w:tcBorders>
               <w:top w:val="single" w:color="BFBFBF" w:sz="4"/>
               <w:left w:val="single" w:color="BFBFBF" w:sz="4"/>
@@ -881,62 +963,76 @@
             </w:tcBorders>
             <w:shd w:fill="E3F6F1" w:color="auto" w:val="clear"/>
             <w:tcMar>
-              <w:top w:type="dxa" w:w="25"/>
-              <w:left w:type="dxa" w:w="70"/>
-              <w:bottom w:type="dxa" w:w="25"/>
-              <w:right w:type="dxa" w:w="70"/>
-            </w:tcMar>
-          </w:tcPr>
-          <w:p>
-            <w:pPr>
-              <w:spacing w:after="0" w:line="235"/>
+              <w:top w:type="dxa" w:w="50"/>
+              <w:left w:type="dxa" w:w="90"/>
+              <w:bottom w:type="dxa" w:w="50"/>
+              <w:right w:type="dxa" w:w="90"/>
+            </w:tcMar>
+          </w:tcPr>
+          <w:p>
+            <w:pPr>
+              <w:spacing w:after="0" w:line="255"/>
             </w:pPr>
             <w:r>
               <w:rPr>
                 <w:rFonts w:ascii="Calibri" w:cs="Calibri" w:eastAsia="Calibri" w:hAnsi="Calibri"/>
                 <w:b/>
                 <w:bCs/>
+                <w:sz w:val="20"/>
+                <w:szCs w:val="20"/>
+              </w:rPr>
+              <w:t xml:space="preserve">Diagnoses</w:t>
+            </w:r>
+          </w:p>
+          <w:p>
+            <w:pPr>
+              <w:spacing w:after="0" w:line="240"/>
+            </w:pPr>
+            <w:r>
+              <w:rPr>
+                <w:rFonts w:ascii="Calibri" w:cs="Calibri" w:eastAsia="Calibri" w:hAnsi="Calibri"/>
+                <w:color w:val="595959"/>
                 <w:sz w:val="17"/>
                 <w:szCs w:val="17"/>
               </w:rPr>
-              <w:t xml:space="preserve">diagnoses (diagnosis)</w:t>
-            </w:r>
-          </w:p>
-        </w:tc>
-        <w:tc>
-          <w:tcPr>
-            <w:tcW w:type="dxa" w:w="4600"/>
-            <w:tcBorders>
-              <w:top w:val="single" w:color="BFBFBF" w:sz="4"/>
-              <w:left w:val="single" w:color="BFBFBF" w:sz="4"/>
-              <w:bottom w:val="single" w:color="BFBFBF" w:sz="4"/>
-              <w:right w:val="single" w:color="BFBFBF" w:sz="4"/>
-            </w:tcBorders>
-            <w:tcMar>
-              <w:top w:type="dxa" w:w="25"/>
-              <w:left w:type="dxa" w:w="70"/>
-              <w:bottom w:type="dxa" w:w="25"/>
-              <w:right w:type="dxa" w:w="70"/>
-            </w:tcMar>
-          </w:tcPr>
-          <w:p>
-            <w:pPr>
-              <w:spacing w:after="0" w:line="235"/>
+              <w:t xml:space="preserve">one row per diagnosis code</w:t>
+            </w:r>
+          </w:p>
+        </w:tc>
+        <w:tc>
+          <w:tcPr>
+            <w:tcW w:type="dxa" w:w="4700"/>
+            <w:tcBorders>
+              <w:top w:val="single" w:color="BFBFBF" w:sz="4"/>
+              <w:left w:val="single" w:color="BFBFBF" w:sz="4"/>
+              <w:bottom w:val="single" w:color="BFBFBF" w:sz="4"/>
+              <w:right w:val="single" w:color="BFBFBF" w:sz="4"/>
+            </w:tcBorders>
+            <w:tcMar>
+              <w:top w:type="dxa" w:w="50"/>
+              <w:left w:type="dxa" w:w="90"/>
+              <w:bottom w:type="dxa" w:w="50"/>
+              <w:right w:type="dxa" w:w="90"/>
+            </w:tcMar>
+          </w:tcPr>
+          <w:p>
+            <w:pPr>
+              <w:spacing w:after="0" w:line="255"/>
             </w:pPr>
             <w:r>
               <w:rPr>
                 <w:rFonts w:ascii="Consolas" w:cs="Consolas" w:eastAsia="Consolas" w:hAnsi="Consolas"/>
                 <w:color w:val="0E1A33"/>
-                <w:sz w:val="16"/>
-                <w:szCs w:val="16"/>
+                <w:sz w:val="19"/>
+                <w:szCs w:val="19"/>
               </w:rPr>
               <w:t xml:space="preserve">encounter_key</w:t>
             </w:r>
             <w:r>
               <w:rPr>
                 <w:rFonts w:ascii="Calibri" w:cs="Calibri" w:eastAsia="Calibri" w:hAnsi="Calibri"/>
-                <w:sz w:val="17"/>
-                <w:szCs w:val="17"/>
+                <w:sz w:val="20"/>
+                <w:szCs w:val="20"/>
               </w:rPr>
               <w:t xml:space="preserve">, ICD code, ICD version (9 or 10), sequence (1 = principal)</w:t>
             </w:r>
@@ -944,29 +1040,29 @@
         </w:tc>
         <w:tc>
           <w:tcPr>
-            <w:tcW w:type="dxa" w:w="4056"/>
-            <w:tcBorders>
-              <w:top w:val="single" w:color="BFBFBF" w:sz="4"/>
-              <w:left w:val="single" w:color="BFBFBF" w:sz="4"/>
-              <w:bottom w:val="single" w:color="BFBFBF" w:sz="4"/>
-              <w:right w:val="single" w:color="BFBFBF" w:sz="4"/>
-            </w:tcBorders>
-            <w:tcMar>
-              <w:top w:type="dxa" w:w="25"/>
-              <w:left w:type="dxa" w:w="70"/>
-              <w:bottom w:type="dxa" w:w="25"/>
-              <w:right w:type="dxa" w:w="70"/>
-            </w:tcMar>
-          </w:tcPr>
-          <w:p>
-            <w:pPr>
-              <w:spacing w:after="0" w:line="235"/>
-            </w:pPr>
-            <w:r>
-              <w:rPr>
-                <w:rFonts w:ascii="Calibri" w:cs="Calibri" w:eastAsia="Calibri" w:hAnsi="Calibri"/>
-                <w:sz w:val="17"/>
-                <w:szCs w:val="17"/>
+            <w:tcW w:type="dxa" w:w="3706"/>
+            <w:tcBorders>
+              <w:top w:val="single" w:color="BFBFBF" w:sz="4"/>
+              <w:left w:val="single" w:color="BFBFBF" w:sz="4"/>
+              <w:bottom w:val="single" w:color="BFBFBF" w:sz="4"/>
+              <w:right w:val="single" w:color="BFBFBF" w:sz="4"/>
+            </w:tcBorders>
+            <w:tcMar>
+              <w:top w:type="dxa" w:w="50"/>
+              <w:left w:type="dxa" w:w="90"/>
+              <w:bottom w:type="dxa" w:w="50"/>
+              <w:right w:type="dxa" w:w="90"/>
+            </w:tcMar>
+          </w:tcPr>
+          <w:p>
+            <w:pPr>
+              <w:spacing w:after="0" w:line="255"/>
+            </w:pPr>
+            <w:r>
+              <w:rPr>
+                <w:rFonts w:ascii="Calibri" w:cs="Calibri" w:eastAsia="Calibri" w:hAnsi="Calibri"/>
+                <w:sz w:val="20"/>
+                <w:szCs w:val="20"/>
               </w:rPr>
               <w:t xml:space="preserve">Description; date-time the code was recorded</w:t>
             </w:r>
@@ -979,7 +1075,7 @@
         </w:trPr>
         <w:tc>
           <w:tcPr>
-            <w:tcW w:type="dxa" w:w="1650"/>
+            <w:tcW w:type="dxa" w:w="1900"/>
             <w:tcBorders>
               <w:top w:val="single" w:color="BFBFBF" w:sz="4"/>
               <w:left w:val="single" w:color="BFBFBF" w:sz="4"/>
@@ -988,92 +1084,124 @@
             </w:tcBorders>
             <w:shd w:fill="E3F6F1" w:color="auto" w:val="clear"/>
             <w:tcMar>
-              <w:top w:type="dxa" w:w="25"/>
-              <w:left w:type="dxa" w:w="70"/>
-              <w:bottom w:type="dxa" w:w="25"/>
-              <w:right w:type="dxa" w:w="70"/>
-            </w:tcMar>
-          </w:tcPr>
-          <w:p>
-            <w:pPr>
-              <w:spacing w:after="0" w:line="235"/>
+              <w:top w:type="dxa" w:w="50"/>
+              <w:left w:type="dxa" w:w="90"/>
+              <w:bottom w:type="dxa" w:w="50"/>
+              <w:right w:type="dxa" w:w="90"/>
+            </w:tcMar>
+          </w:tcPr>
+          <w:p>
+            <w:pPr>
+              <w:spacing w:after="0" w:line="255"/>
             </w:pPr>
             <w:r>
               <w:rPr>
                 <w:rFonts w:ascii="Calibri" w:cs="Calibri" w:eastAsia="Calibri" w:hAnsi="Calibri"/>
                 <w:b/>
                 <w:bCs/>
+                <w:sz w:val="20"/>
+                <w:szCs w:val="20"/>
+              </w:rPr>
+              <w:t xml:space="preserve">Labs</w:t>
+            </w:r>
+          </w:p>
+          <w:p>
+            <w:pPr>
+              <w:spacing w:after="0" w:line="240"/>
+            </w:pPr>
+            <w:r>
+              <w:rPr>
+                <w:rFonts w:ascii="Calibri" w:cs="Calibri" w:eastAsia="Calibri" w:hAnsi="Calibri"/>
+                <w:color w:val="595959"/>
                 <w:sz w:val="17"/>
                 <w:szCs w:val="17"/>
               </w:rPr>
-              <w:t xml:space="preserve">labs (result)</w:t>
-            </w:r>
-          </w:p>
-        </w:tc>
-        <w:tc>
-          <w:tcPr>
-            <w:tcW w:type="dxa" w:w="4600"/>
-            <w:tcBorders>
-              <w:top w:val="single" w:color="BFBFBF" w:sz="4"/>
-              <w:left w:val="single" w:color="BFBFBF" w:sz="4"/>
-              <w:bottom w:val="single" w:color="BFBFBF" w:sz="4"/>
-              <w:right w:val="single" w:color="BFBFBF" w:sz="4"/>
-            </w:tcBorders>
-            <w:tcMar>
-              <w:top w:type="dxa" w:w="25"/>
-              <w:left w:type="dxa" w:w="70"/>
-              <w:bottom w:type="dxa" w:w="25"/>
-              <w:right w:type="dxa" w:w="70"/>
-            </w:tcMar>
-          </w:tcPr>
-          <w:p>
-            <w:pPr>
-              <w:spacing w:after="0" w:line="235"/>
+              <w:t xml:space="preserve">one row per test result</w:t>
+            </w:r>
+          </w:p>
+        </w:tc>
+        <w:tc>
+          <w:tcPr>
+            <w:tcW w:type="dxa" w:w="4700"/>
+            <w:tcBorders>
+              <w:top w:val="single" w:color="BFBFBF" w:sz="4"/>
+              <w:left w:val="single" w:color="BFBFBF" w:sz="4"/>
+              <w:bottom w:val="single" w:color="BFBFBF" w:sz="4"/>
+              <w:right w:val="single" w:color="BFBFBF" w:sz="4"/>
+            </w:tcBorders>
+            <w:tcMar>
+              <w:top w:type="dxa" w:w="50"/>
+              <w:left w:type="dxa" w:w="90"/>
+              <w:bottom w:type="dxa" w:w="50"/>
+              <w:right w:type="dxa" w:w="90"/>
+            </w:tcMar>
+          </w:tcPr>
+          <w:p>
+            <w:pPr>
+              <w:spacing w:after="0" w:line="255"/>
             </w:pPr>
             <w:r>
               <w:rPr>
                 <w:rFonts w:ascii="Consolas" w:cs="Consolas" w:eastAsia="Consolas" w:hAnsi="Consolas"/>
                 <w:color w:val="0E1A33"/>
-                <w:sz w:val="16"/>
-                <w:szCs w:val="16"/>
+                <w:sz w:val="19"/>
+                <w:szCs w:val="19"/>
               </w:rPr>
               <w:t xml:space="preserve">encounter_key</w:t>
             </w:r>
             <w:r>
               <w:rPr>
                 <w:rFonts w:ascii="Calibri" w:cs="Calibri" w:eastAsia="Calibri" w:hAnsi="Calibri"/>
-                <w:sz w:val="17"/>
-                <w:szCs w:val="17"/>
-              </w:rPr>
-              <w:t xml:space="preserve">, test name or LOINC code, value, unit, result date-time. The model reads 12 tests: albumin, bicarbonate, urea, creatinine, glucose, HbA1c, haemoglobin, INR, platelets, potassium, sodium, white cells</w:t>
-            </w:r>
-          </w:p>
-        </w:tc>
-        <w:tc>
-          <w:tcPr>
-            <w:tcW w:type="dxa" w:w="4056"/>
-            <w:tcBorders>
-              <w:top w:val="single" w:color="BFBFBF" w:sz="4"/>
-              <w:left w:val="single" w:color="BFBFBF" w:sz="4"/>
-              <w:bottom w:val="single" w:color="BFBFBF" w:sz="4"/>
-              <w:right w:val="single" w:color="BFBFBF" w:sz="4"/>
-            </w:tcBorders>
-            <w:tcMar>
-              <w:top w:type="dxa" w:w="25"/>
-              <w:left w:type="dxa" w:w="70"/>
-              <w:bottom w:type="dxa" w:w="25"/>
-              <w:right w:type="dxa" w:w="70"/>
-            </w:tcMar>
-          </w:tcPr>
-          <w:p>
-            <w:pPr>
-              <w:spacing w:after="0" w:line="235"/>
-            </w:pPr>
-            <w:r>
-              <w:rPr>
-                <w:rFonts w:ascii="Calibri" w:cs="Calibri" w:eastAsia="Calibri" w:hAnsi="Calibri"/>
-                <w:sz w:val="17"/>
-                <w:szCs w:val="17"/>
+                <w:sz w:val="20"/>
+                <w:szCs w:val="20"/>
+              </w:rPr>
+              <w:t xml:space="preserve">, test name or LOINC code, value, unit, result date-time, for results taken </w:t>
+            </w:r>
+            <w:r>
+              <w:rPr>
+                <w:rFonts w:ascii="Calibri" w:cs="Calibri" w:eastAsia="Calibri" w:hAnsi="Calibri"/>
+                <w:b/>
+                <w:bCs/>
+                <w:sz w:val="20"/>
+                <w:szCs w:val="20"/>
+              </w:rPr>
+              <w:t xml:space="preserve">during the stay, before discharge</w:t>
+            </w:r>
+            <w:r>
+              <w:rPr>
+                <w:rFonts w:ascii="Calibri" w:cs="Calibri" w:eastAsia="Calibri" w:hAnsi="Calibri"/>
+                <w:sz w:val="20"/>
+                <w:szCs w:val="20"/>
+              </w:rPr>
+              <w:t xml:space="preserve">. The model reads 12 tests: albumin, bicarbonate, urea, creatinine, glucose, HbA1c, haemoglobin, INR, platelets, potassium, sodium, white cells</w:t>
+            </w:r>
+          </w:p>
+        </w:tc>
+        <w:tc>
+          <w:tcPr>
+            <w:tcW w:type="dxa" w:w="3706"/>
+            <w:tcBorders>
+              <w:top w:val="single" w:color="BFBFBF" w:sz="4"/>
+              <w:left w:val="single" w:color="BFBFBF" w:sz="4"/>
+              <w:bottom w:val="single" w:color="BFBFBF" w:sz="4"/>
+              <w:right w:val="single" w:color="BFBFBF" w:sz="4"/>
+            </w:tcBorders>
+            <w:tcMar>
+              <w:top w:type="dxa" w:w="50"/>
+              <w:left w:type="dxa" w:w="90"/>
+              <w:bottom w:type="dxa" w:w="50"/>
+              <w:right w:type="dxa" w:w="90"/>
+            </w:tcMar>
+          </w:tcPr>
+          <w:p>
+            <w:pPr>
+              <w:spacing w:after="0" w:line="255"/>
+            </w:pPr>
+            <w:r>
+              <w:rPr>
+                <w:rFonts w:ascii="Calibri" w:cs="Calibri" w:eastAsia="Calibri" w:hAnsi="Calibri"/>
+                <w:sz w:val="20"/>
+                <w:szCs w:val="20"/>
               </w:rPr>
               <w:t xml:space="preserve">Abnormal flag, reference range. Common SI units (mmol/L, µmol/L, g/L) are converted automatically</w:t>
             </w:r>
@@ -1086,7 +1214,7 @@
         </w:trPr>
         <w:tc>
           <w:tcPr>
-            <w:tcW w:type="dxa" w:w="1650"/>
+            <w:tcW w:type="dxa" w:w="1900"/>
             <w:tcBorders>
               <w:top w:val="single" w:color="BFBFBF" w:sz="4"/>
               <w:left w:val="single" w:color="BFBFBF" w:sz="4"/>
@@ -1095,92 +1223,106 @@
             </w:tcBorders>
             <w:shd w:fill="E3F6F1" w:color="auto" w:val="clear"/>
             <w:tcMar>
-              <w:top w:type="dxa" w:w="25"/>
-              <w:left w:type="dxa" w:w="70"/>
-              <w:bottom w:type="dxa" w:w="25"/>
-              <w:right w:type="dxa" w:w="70"/>
-            </w:tcMar>
-          </w:tcPr>
-          <w:p>
-            <w:pPr>
-              <w:spacing w:after="0" w:line="235"/>
+              <w:top w:type="dxa" w:w="50"/>
+              <w:left w:type="dxa" w:w="90"/>
+              <w:bottom w:type="dxa" w:w="50"/>
+              <w:right w:type="dxa" w:w="90"/>
+            </w:tcMar>
+          </w:tcPr>
+          <w:p>
+            <w:pPr>
+              <w:spacing w:after="0" w:line="255"/>
             </w:pPr>
             <w:r>
               <w:rPr>
                 <w:rFonts w:ascii="Calibri" w:cs="Calibri" w:eastAsia="Calibri" w:hAnsi="Calibri"/>
                 <w:b/>
                 <w:bCs/>
+                <w:sz w:val="20"/>
+                <w:szCs w:val="20"/>
+              </w:rPr>
+              <w:t xml:space="preserve">Medications</w:t>
+            </w:r>
+          </w:p>
+          <w:p>
+            <w:pPr>
+              <w:spacing w:after="0" w:line="240"/>
+            </w:pPr>
+            <w:r>
+              <w:rPr>
+                <w:rFonts w:ascii="Calibri" w:cs="Calibri" w:eastAsia="Calibri" w:hAnsi="Calibri"/>
+                <w:color w:val="595959"/>
                 <w:sz w:val="17"/>
                 <w:szCs w:val="17"/>
               </w:rPr>
-              <w:t xml:space="preserve">medications (order)</w:t>
-            </w:r>
-          </w:p>
-        </w:tc>
-        <w:tc>
-          <w:tcPr>
-            <w:tcW w:type="dxa" w:w="4600"/>
-            <w:tcBorders>
-              <w:top w:val="single" w:color="BFBFBF" w:sz="4"/>
-              <w:left w:val="single" w:color="BFBFBF" w:sz="4"/>
-              <w:bottom w:val="single" w:color="BFBFBF" w:sz="4"/>
-              <w:right w:val="single" w:color="BFBFBF" w:sz="4"/>
-            </w:tcBorders>
-            <w:tcMar>
-              <w:top w:type="dxa" w:w="25"/>
-              <w:left w:type="dxa" w:w="70"/>
-              <w:bottom w:type="dxa" w:w="25"/>
-              <w:right w:type="dxa" w:w="70"/>
-            </w:tcMar>
-          </w:tcPr>
-          <w:p>
-            <w:pPr>
-              <w:spacing w:after="0" w:line="235"/>
+              <w:t xml:space="preserve">one row per medication order</w:t>
+            </w:r>
+          </w:p>
+        </w:tc>
+        <w:tc>
+          <w:tcPr>
+            <w:tcW w:type="dxa" w:w="4700"/>
+            <w:tcBorders>
+              <w:top w:val="single" w:color="BFBFBF" w:sz="4"/>
+              <w:left w:val="single" w:color="BFBFBF" w:sz="4"/>
+              <w:bottom w:val="single" w:color="BFBFBF" w:sz="4"/>
+              <w:right w:val="single" w:color="BFBFBF" w:sz="4"/>
+            </w:tcBorders>
+            <w:tcMar>
+              <w:top w:type="dxa" w:w="50"/>
+              <w:left w:type="dxa" w:w="90"/>
+              <w:bottom w:type="dxa" w:w="50"/>
+              <w:right w:type="dxa" w:w="90"/>
+            </w:tcMar>
+          </w:tcPr>
+          <w:p>
+            <w:pPr>
+              <w:spacing w:after="0" w:line="255"/>
             </w:pPr>
             <w:r>
               <w:rPr>
                 <w:rFonts w:ascii="Consolas" w:cs="Consolas" w:eastAsia="Consolas" w:hAnsi="Consolas"/>
                 <w:color w:val="0E1A33"/>
-                <w:sz w:val="16"/>
-                <w:szCs w:val="16"/>
+                <w:sz w:val="19"/>
+                <w:szCs w:val="19"/>
               </w:rPr>
               <w:t xml:space="preserve">encounter_key</w:t>
             </w:r>
             <w:r>
               <w:rPr>
                 <w:rFonts w:ascii="Calibri" w:cs="Calibri" w:eastAsia="Calibri" w:hAnsi="Calibri"/>
-                <w:sz w:val="17"/>
-                <w:szCs w:val="17"/>
-              </w:rPr>
-              <w:t xml:space="preserve">, drug name, order start date-time</w:t>
-            </w:r>
-          </w:p>
-        </w:tc>
-        <w:tc>
-          <w:tcPr>
-            <w:tcW w:type="dxa" w:w="4056"/>
-            <w:tcBorders>
-              <w:top w:val="single" w:color="BFBFBF" w:sz="4"/>
-              <w:left w:val="single" w:color="BFBFBF" w:sz="4"/>
-              <w:bottom w:val="single" w:color="BFBFBF" w:sz="4"/>
-              <w:right w:val="single" w:color="BFBFBF" w:sz="4"/>
-            </w:tcBorders>
-            <w:tcMar>
-              <w:top w:type="dxa" w:w="25"/>
-              <w:left w:type="dxa" w:w="70"/>
-              <w:bottom w:type="dxa" w:w="25"/>
-              <w:right w:type="dxa" w:w="70"/>
-            </w:tcMar>
-          </w:tcPr>
-          <w:p>
-            <w:pPr>
-              <w:spacing w:after="0" w:line="235"/>
-            </w:pPr>
-            <w:r>
-              <w:rPr>
-                <w:rFonts w:ascii="Calibri" w:cs="Calibri" w:eastAsia="Calibri" w:hAnsi="Calibri"/>
-                <w:sz w:val="17"/>
-                <w:szCs w:val="17"/>
+                <w:sz w:val="20"/>
+                <w:szCs w:val="20"/>
+              </w:rPr>
+              <w:t xml:space="preserve">, drug name, order start date-time, for orders during the stay</w:t>
+            </w:r>
+          </w:p>
+        </w:tc>
+        <w:tc>
+          <w:tcPr>
+            <w:tcW w:type="dxa" w:w="3706"/>
+            <w:tcBorders>
+              <w:top w:val="single" w:color="BFBFBF" w:sz="4"/>
+              <w:left w:val="single" w:color="BFBFBF" w:sz="4"/>
+              <w:bottom w:val="single" w:color="BFBFBF" w:sz="4"/>
+              <w:right w:val="single" w:color="BFBFBF" w:sz="4"/>
+            </w:tcBorders>
+            <w:tcMar>
+              <w:top w:type="dxa" w:w="50"/>
+              <w:left w:type="dxa" w:w="90"/>
+              <w:bottom w:type="dxa" w:w="50"/>
+              <w:right w:type="dxa" w:w="90"/>
+            </w:tcMar>
+          </w:tcPr>
+          <w:p>
+            <w:pPr>
+              <w:spacing w:after="0" w:line="255"/>
+            </w:pPr>
+            <w:r>
+              <w:rPr>
+                <w:rFonts w:ascii="Calibri" w:cs="Calibri" w:eastAsia="Calibri" w:hAnsi="Calibri"/>
+                <w:sz w:val="20"/>
+                <w:szCs w:val="20"/>
               </w:rPr>
               <w:t xml:space="preserve">RxNorm or ATC code, route</w:t>
             </w:r>
@@ -1193,7 +1335,7 @@
         </w:trPr>
         <w:tc>
           <w:tcPr>
-            <w:tcW w:type="dxa" w:w="1650"/>
+            <w:tcW w:type="dxa" w:w="1900"/>
             <w:tcBorders>
               <w:top w:val="single" w:color="BFBFBF" w:sz="4"/>
               <w:left w:val="single" w:color="BFBFBF" w:sz="4"/>
@@ -1202,62 +1344,76 @@
             </w:tcBorders>
             <w:shd w:fill="E3F6F1" w:color="auto" w:val="clear"/>
             <w:tcMar>
-              <w:top w:type="dxa" w:w="25"/>
-              <w:left w:type="dxa" w:w="70"/>
-              <w:bottom w:type="dxa" w:w="25"/>
-              <w:right w:type="dxa" w:w="70"/>
-            </w:tcMar>
-          </w:tcPr>
-          <w:p>
-            <w:pPr>
-              <w:spacing w:after="0" w:line="235"/>
+              <w:top w:type="dxa" w:w="50"/>
+              <w:left w:type="dxa" w:w="90"/>
+              <w:bottom w:type="dxa" w:w="50"/>
+              <w:right w:type="dxa" w:w="90"/>
+            </w:tcMar>
+          </w:tcPr>
+          <w:p>
+            <w:pPr>
+              <w:spacing w:after="0" w:line="255"/>
             </w:pPr>
             <w:r>
               <w:rPr>
                 <w:rFonts w:ascii="Calibri" w:cs="Calibri" w:eastAsia="Calibri" w:hAnsi="Calibri"/>
                 <w:b/>
                 <w:bCs/>
+                <w:sz w:val="20"/>
+                <w:szCs w:val="20"/>
+              </w:rPr>
+              <w:t xml:space="preserve">Procedures</w:t>
+            </w:r>
+          </w:p>
+          <w:p>
+            <w:pPr>
+              <w:spacing w:after="0" w:line="240"/>
+            </w:pPr>
+            <w:r>
+              <w:rPr>
+                <w:rFonts w:ascii="Calibri" w:cs="Calibri" w:eastAsia="Calibri" w:hAnsi="Calibri"/>
+                <w:color w:val="595959"/>
                 <w:sz w:val="17"/>
                 <w:szCs w:val="17"/>
               </w:rPr>
-              <w:t xml:space="preserve">procedures (procedure)</w:t>
-            </w:r>
-          </w:p>
-        </w:tc>
-        <w:tc>
-          <w:tcPr>
-            <w:tcW w:type="dxa" w:w="4600"/>
-            <w:tcBorders>
-              <w:top w:val="single" w:color="BFBFBF" w:sz="4"/>
-              <w:left w:val="single" w:color="BFBFBF" w:sz="4"/>
-              <w:bottom w:val="single" w:color="BFBFBF" w:sz="4"/>
-              <w:right w:val="single" w:color="BFBFBF" w:sz="4"/>
-            </w:tcBorders>
-            <w:tcMar>
-              <w:top w:type="dxa" w:w="25"/>
-              <w:left w:type="dxa" w:w="70"/>
-              <w:bottom w:type="dxa" w:w="25"/>
-              <w:right w:type="dxa" w:w="70"/>
-            </w:tcMar>
-          </w:tcPr>
-          <w:p>
-            <w:pPr>
-              <w:spacing w:after="0" w:line="235"/>
+              <w:t xml:space="preserve">one row per procedure</w:t>
+            </w:r>
+          </w:p>
+        </w:tc>
+        <w:tc>
+          <w:tcPr>
+            <w:tcW w:type="dxa" w:w="4700"/>
+            <w:tcBorders>
+              <w:top w:val="single" w:color="BFBFBF" w:sz="4"/>
+              <w:left w:val="single" w:color="BFBFBF" w:sz="4"/>
+              <w:bottom w:val="single" w:color="BFBFBF" w:sz="4"/>
+              <w:right w:val="single" w:color="BFBFBF" w:sz="4"/>
+            </w:tcBorders>
+            <w:tcMar>
+              <w:top w:type="dxa" w:w="50"/>
+              <w:left w:type="dxa" w:w="90"/>
+              <w:bottom w:type="dxa" w:w="50"/>
+              <w:right w:type="dxa" w:w="90"/>
+            </w:tcMar>
+          </w:tcPr>
+          <w:p>
+            <w:pPr>
+              <w:spacing w:after="0" w:line="255"/>
             </w:pPr>
             <w:r>
               <w:rPr>
                 <w:rFonts w:ascii="Consolas" w:cs="Consolas" w:eastAsia="Consolas" w:hAnsi="Consolas"/>
                 <w:color w:val="0E1A33"/>
-                <w:sz w:val="16"/>
-                <w:szCs w:val="16"/>
+                <w:sz w:val="19"/>
+                <w:szCs w:val="19"/>
               </w:rPr>
               <w:t xml:space="preserve">encounter_key</w:t>
             </w:r>
             <w:r>
               <w:rPr>
                 <w:rFonts w:ascii="Calibri" w:cs="Calibri" w:eastAsia="Calibri" w:hAnsi="Calibri"/>
-                <w:sz w:val="17"/>
-                <w:szCs w:val="17"/>
+                <w:sz w:val="20"/>
+                <w:szCs w:val="20"/>
               </w:rPr>
               <w:t xml:space="preserve">, procedure code, code system</w:t>
             </w:r>
@@ -1265,29 +1421,29 @@
         </w:tc>
         <w:tc>
           <w:tcPr>
-            <w:tcW w:type="dxa" w:w="4056"/>
-            <w:tcBorders>
-              <w:top w:val="single" w:color="BFBFBF" w:sz="4"/>
-              <w:left w:val="single" w:color="BFBFBF" w:sz="4"/>
-              <w:bottom w:val="single" w:color="BFBFBF" w:sz="4"/>
-              <w:right w:val="single" w:color="BFBFBF" w:sz="4"/>
-            </w:tcBorders>
-            <w:tcMar>
-              <w:top w:type="dxa" w:w="25"/>
-              <w:left w:type="dxa" w:w="70"/>
-              <w:bottom w:type="dxa" w:w="25"/>
-              <w:right w:type="dxa" w:w="70"/>
-            </w:tcMar>
-          </w:tcPr>
-          <w:p>
-            <w:pPr>
-              <w:spacing w:after="0" w:line="235"/>
-            </w:pPr>
-            <w:r>
-              <w:rPr>
-                <w:rFonts w:ascii="Calibri" w:cs="Calibri" w:eastAsia="Calibri" w:hAnsi="Calibri"/>
-                <w:sz w:val="17"/>
-                <w:szCs w:val="17"/>
+            <w:tcW w:type="dxa" w:w="3706"/>
+            <w:tcBorders>
+              <w:top w:val="single" w:color="BFBFBF" w:sz="4"/>
+              <w:left w:val="single" w:color="BFBFBF" w:sz="4"/>
+              <w:bottom w:val="single" w:color="BFBFBF" w:sz="4"/>
+              <w:right w:val="single" w:color="BFBFBF" w:sz="4"/>
+            </w:tcBorders>
+            <w:tcMar>
+              <w:top w:type="dxa" w:w="50"/>
+              <w:left w:type="dxa" w:w="90"/>
+              <w:bottom w:type="dxa" w:w="50"/>
+              <w:right w:type="dxa" w:w="90"/>
+            </w:tcMar>
+          </w:tcPr>
+          <w:p>
+            <w:pPr>
+              <w:spacing w:after="0" w:line="255"/>
+            </w:pPr>
+            <w:r>
+              <w:rPr>
+                <w:rFonts w:ascii="Calibri" w:cs="Calibri" w:eastAsia="Calibri" w:hAnsi="Calibri"/>
+                <w:sz w:val="20"/>
+                <w:szCs w:val="20"/>
               </w:rPr>
               <w:t xml:space="preserve">Procedure date-time</w:t>
             </w:r>
@@ -1300,7 +1456,7 @@
         </w:trPr>
         <w:tc>
           <w:tcPr>
-            <w:tcW w:type="dxa" w:w="1650"/>
+            <w:tcW w:type="dxa" w:w="1900"/>
             <w:tcBorders>
               <w:top w:val="single" w:color="BFBFBF" w:sz="4"/>
               <w:left w:val="single" w:color="BFBFBF" w:sz="4"/>
@@ -1309,85 +1465,108 @@
             </w:tcBorders>
             <w:shd w:fill="E3F6F1" w:color="auto" w:val="clear"/>
             <w:tcMar>
-              <w:top w:type="dxa" w:w="25"/>
-              <w:left w:type="dxa" w:w="70"/>
-              <w:bottom w:type="dxa" w:w="25"/>
-              <w:right w:type="dxa" w:w="70"/>
-            </w:tcMar>
-          </w:tcPr>
-          <w:p>
-            <w:pPr>
-              <w:spacing w:after="0" w:line="235"/>
+              <w:top w:type="dxa" w:w="50"/>
+              <w:left w:type="dxa" w:w="90"/>
+              <w:bottom w:type="dxa" w:w="50"/>
+              <w:right w:type="dxa" w:w="90"/>
+            </w:tcMar>
+          </w:tcPr>
+          <w:p>
+            <w:pPr>
+              <w:spacing w:after="0" w:line="255"/>
             </w:pPr>
             <w:r>
               <w:rPr>
                 <w:rFonts w:ascii="Calibri" w:cs="Calibri" w:eastAsia="Calibri" w:hAnsi="Calibri"/>
                 <w:b/>
                 <w:bCs/>
+                <w:sz w:val="20"/>
+                <w:szCs w:val="20"/>
+              </w:rPr>
+              <w:t xml:space="preserve">DRG</w:t>
+            </w:r>
+          </w:p>
+          <w:p>
+            <w:pPr>
+              <w:spacing w:after="0" w:line="240"/>
+            </w:pPr>
+            <w:r>
+              <w:rPr>
+                <w:rFonts w:ascii="Calibri" w:cs="Calibri" w:eastAsia="Calibri" w:hAnsi="Calibri"/>
+                <w:color w:val="595959"/>
                 <w:sz w:val="17"/>
                 <w:szCs w:val="17"/>
               </w:rPr>
-              <w:t xml:space="preserve">drg (stay)</w:t>
-            </w:r>
-          </w:p>
-        </w:tc>
-        <w:tc>
-          <w:tcPr>
-            <w:tcW w:type="dxa" w:w="4600"/>
-            <w:tcBorders>
-              <w:top w:val="single" w:color="BFBFBF" w:sz="4"/>
-              <w:left w:val="single" w:color="BFBFBF" w:sz="4"/>
-              <w:bottom w:val="single" w:color="BFBFBF" w:sz="4"/>
-              <w:right w:val="single" w:color="BFBFBF" w:sz="4"/>
-            </w:tcBorders>
-            <w:tcMar>
-              <w:top w:type="dxa" w:w="25"/>
-              <w:left w:type="dxa" w:w="70"/>
-              <w:bottom w:type="dxa" w:w="25"/>
-              <w:right w:type="dxa" w:w="70"/>
-            </w:tcMar>
-          </w:tcPr>
-          <w:p>
-            <w:pPr>
-              <w:spacing w:after="0" w:line="235"/>
-            </w:pPr>
-            <w:r>
-              <w:rPr>
-                <w:rFonts w:ascii="Calibri" w:cs="Calibri" w:eastAsia="Calibri" w:hAnsi="Calibri"/>
-                <w:sz w:val="17"/>
-                <w:szCs w:val="17"/>
-              </w:rPr>
-              <w:t xml:space="preserve">Only if your hospital groups stays into DRGs</w:t>
-            </w:r>
-          </w:p>
-        </w:tc>
-        <w:tc>
-          <w:tcPr>
-            <w:tcW w:type="dxa" w:w="4056"/>
-            <w:tcBorders>
-              <w:top w:val="single" w:color="BFBFBF" w:sz="4"/>
-              <w:left w:val="single" w:color="BFBFBF" w:sz="4"/>
-              <w:bottom w:val="single" w:color="BFBFBF" w:sz="4"/>
-              <w:right w:val="single" w:color="BFBFBF" w:sz="4"/>
-            </w:tcBorders>
-            <w:tcMar>
-              <w:top w:type="dxa" w:w="25"/>
-              <w:left w:type="dxa" w:w="70"/>
-              <w:bottom w:type="dxa" w:w="25"/>
-              <w:right w:type="dxa" w:w="70"/>
-            </w:tcMar>
-          </w:tcPr>
-          <w:p>
-            <w:pPr>
-              <w:spacing w:after="0" w:line="235"/>
-            </w:pPr>
-            <w:r>
-              <w:rPr>
-                <w:rFonts w:ascii="Calibri" w:cs="Calibri" w:eastAsia="Calibri" w:hAnsi="Calibri"/>
-                <w:sz w:val="17"/>
-                <w:szCs w:val="17"/>
-              </w:rPr>
-              <w:t xml:space="preserve">DRG system and code, severity of illness, risk of mortality</w:t>
+              <w:t xml:space="preserve">one row per stay, if you use DRG billing groups</w:t>
+            </w:r>
+          </w:p>
+        </w:tc>
+        <w:tc>
+          <w:tcPr>
+            <w:tcW w:type="dxa" w:w="4700"/>
+            <w:tcBorders>
+              <w:top w:val="single" w:color="BFBFBF" w:sz="4"/>
+              <w:left w:val="single" w:color="BFBFBF" w:sz="4"/>
+              <w:bottom w:val="single" w:color="BFBFBF" w:sz="4"/>
+              <w:right w:val="single" w:color="BFBFBF" w:sz="4"/>
+            </w:tcBorders>
+            <w:tcMar>
+              <w:top w:type="dxa" w:w="50"/>
+              <w:left w:type="dxa" w:w="90"/>
+              <w:bottom w:type="dxa" w:w="50"/>
+              <w:right w:type="dxa" w:w="90"/>
+            </w:tcMar>
+          </w:tcPr>
+          <w:p>
+            <w:pPr>
+              <w:spacing w:after="0" w:line="255"/>
+            </w:pPr>
+            <w:r>
+              <w:rPr>
+                <w:rFonts w:ascii="Consolas" w:cs="Consolas" w:eastAsia="Consolas" w:hAnsi="Consolas"/>
+                <w:color w:val="0E1A33"/>
+                <w:sz w:val="19"/>
+                <w:szCs w:val="19"/>
+              </w:rPr>
+              <w:t xml:space="preserve">encounter_key</w:t>
+            </w:r>
+            <w:r>
+              <w:rPr>
+                <w:rFonts w:ascii="Calibri" w:cs="Calibri" w:eastAsia="Calibri" w:hAnsi="Calibri"/>
+                <w:sz w:val="20"/>
+                <w:szCs w:val="20"/>
+              </w:rPr>
+              <w:t xml:space="preserve">, DRG system and code</w:t>
+            </w:r>
+          </w:p>
+        </w:tc>
+        <w:tc>
+          <w:tcPr>
+            <w:tcW w:type="dxa" w:w="3706"/>
+            <w:tcBorders>
+              <w:top w:val="single" w:color="BFBFBF" w:sz="4"/>
+              <w:left w:val="single" w:color="BFBFBF" w:sz="4"/>
+              <w:bottom w:val="single" w:color="BFBFBF" w:sz="4"/>
+              <w:right w:val="single" w:color="BFBFBF" w:sz="4"/>
+            </w:tcBorders>
+            <w:tcMar>
+              <w:top w:type="dxa" w:w="50"/>
+              <w:left w:type="dxa" w:w="90"/>
+              <w:bottom w:type="dxa" w:w="50"/>
+              <w:right w:type="dxa" w:w="90"/>
+            </w:tcMar>
+          </w:tcPr>
+          <w:p>
+            <w:pPr>
+              <w:spacing w:after="0" w:line="255"/>
+            </w:pPr>
+            <w:r>
+              <w:rPr>
+                <w:rFonts w:ascii="Calibri" w:cs="Calibri" w:eastAsia="Calibri" w:hAnsi="Calibri"/>
+                <w:sz w:val="20"/>
+                <w:szCs w:val="20"/>
+              </w:rPr>
+              <w:t xml:space="preserve">Severity of illness, risk of mortality</w:t>
             </w:r>
           </w:p>
         </w:tc>
@@ -1395,87 +1574,75 @@
     </w:tbl>
     <w:p>
       <w:pPr>
-        <w:spacing w:after="40" w:before="50" w:line="245"/>
-      </w:pPr>
+        <w:spacing w:after="110" w:before="50" w:line="262"/>
+      </w:pPr>
+      <w:r>
+        <w:rPr>
+          <w:rFonts w:ascii="Calibri" w:cs="Calibri" w:eastAsia="Calibri" w:hAnsi="Calibri"/>
+          <w:sz w:val="20"/>
+          <w:szCs w:val="20"/>
+        </w:rPr>
+        <w:t xml:space="preserve">A readmission is identified from the stays themselves: a stay that begins within 30 days of the same patient's previous discharge. Every stay of every patient is therefore needed, with planned admissions, deaths and transfers marked. A discharge can be sent as </w:t>
+      </w:r>
       <w:r>
         <w:rPr>
           <w:rFonts w:ascii="Calibri" w:cs="Calibri" w:eastAsia="Calibri" w:hAnsi="Calibri"/>
           <w:b/>
           <w:bCs/>
-          <w:sz w:val="17"/>
-          <w:szCs w:val="17"/>
-        </w:rPr>
-        <w:t xml:space="preserve">Outcomes need no separate file.</w:t>
-      </w:r>
-      <w:r>
-        <w:rPr>
-          <w:rFonts w:ascii="Calibri" w:cs="Calibri" w:eastAsia="Calibri" w:hAnsi="Calibri"/>
-          <w:sz w:val="17"/>
-          <w:szCs w:val="17"/>
-        </w:rPr>
-        <w:t xml:space="preserve"> A readmission is the same </w:t>
-      </w:r>
-      <w:r>
-        <w:rPr>
-          <w:rFonts w:ascii="Consolas" w:cs="Consolas" w:eastAsia="Consolas" w:hAnsi="Consolas"/>
-          <w:color w:val="0E1A33"/>
-          <w:sz w:val="16"/>
-          <w:szCs w:val="16"/>
-        </w:rPr>
-        <w:t xml:space="preserve">patient_key</w:t>
-      </w:r>
-      <w:r>
-        <w:rPr>
-          <w:rFonts w:ascii="Calibri" w:cs="Calibri" w:eastAsia="Calibri" w:hAnsi="Calibri"/>
-          <w:sz w:val="17"/>
-          <w:szCs w:val="17"/>
-        </w:rPr>
-        <w:t xml:space="preserve"> returning within 30 days, which is why every stay of every patient is needed, with planned admissions, deaths and transfers marked. A discharge can be sent as </w:t>
+          <w:sz w:val="20"/>
+          <w:szCs w:val="20"/>
+        </w:rPr>
+        <w:t xml:space="preserve">provisional</w:t>
+      </w:r>
+      <w:r>
+        <w:rPr>
+          <w:rFonts w:ascii="Calibri" w:cs="Calibri" w:eastAsia="Calibri" w:hAnsi="Calibri"/>
+          <w:sz w:val="20"/>
+          <w:szCs w:val="20"/>
+        </w:rPr>
+        <w:t xml:space="preserve"> on the day and again as </w:t>
       </w:r>
       <w:r>
         <w:rPr>
           <w:rFonts w:ascii="Calibri" w:cs="Calibri" w:eastAsia="Calibri" w:hAnsi="Calibri"/>
           <w:b/>
           <w:bCs/>
-          <w:sz w:val="17"/>
-          <w:szCs w:val="17"/>
-        </w:rPr>
-        <w:t xml:space="preserve">provisional</w:t>
-      </w:r>
-      <w:r>
-        <w:rPr>
-          <w:rFonts w:ascii="Calibri" w:cs="Calibri" w:eastAsia="Calibri" w:hAnsi="Calibri"/>
-          <w:sz w:val="17"/>
-          <w:szCs w:val="17"/>
-        </w:rPr>
-        <w:t xml:space="preserve"> on the day and again as </w:t>
+          <w:sz w:val="20"/>
+          <w:szCs w:val="20"/>
+        </w:rPr>
+        <w:t xml:space="preserve">final</w:t>
+      </w:r>
+      <w:r>
+        <w:rPr>
+          <w:rFonts w:ascii="Calibri" w:cs="Calibri" w:eastAsia="Calibri" w:hAnsi="Calibri"/>
+          <w:sz w:val="20"/>
+          <w:szCs w:val="20"/>
+        </w:rPr>
+        <w:t xml:space="preserve"> once coding is complete. Free-text notes are not needed. </w:t>
       </w:r>
       <w:r>
         <w:rPr>
           <w:rFonts w:ascii="Calibri" w:cs="Calibri" w:eastAsia="Calibri" w:hAnsi="Calibri"/>
           <w:b/>
           <w:bCs/>
-          <w:sz w:val="17"/>
-          <w:szCs w:val="17"/>
-        </w:rPr>
-        <w:t xml:space="preserve">final</w:t>
-      </w:r>
-      <w:r>
-        <w:rPr>
-          <w:rFonts w:ascii="Calibri" w:cs="Calibri" w:eastAsia="Calibri" w:hAnsi="Calibri"/>
-          <w:sz w:val="17"/>
-          <w:szCs w:val="17"/>
-        </w:rPr>
-        <w:t xml:space="preserve"> once coding is complete. Free-text notes are not needed.</w:t>
+          <w:sz w:val="20"/>
+          <w:szCs w:val="20"/>
+        </w:rPr>
+        <w:t xml:space="preserve">Format:</w:t>
+      </w:r>
+      <w:r>
+        <w:rPr>
+          <w:rFonts w:ascii="Calibri" w:cs="Calibri" w:eastAsia="Calibri" w:hAnsi="Calibri"/>
+          <w:sz w:val="20"/>
+          <w:szCs w:val="20"/>
+        </w:rPr>
+        <w:t xml:space="preserve"> CSV in UTF-8 with a header row, one file per table; date-times as YYYY-MM-DD HH:MM in the clinic's local time, without a time-zone suffix. Exact column names, allowed values and template files come in a technical annex.</w:t>
       </w:r>
     </w:p>
     <w:p>
       <w:pPr>
         <w:pStyle w:val="Heading2"/>
-        <w:pBdr>
-          <w:bottom w:val="single" w:color="2FB596" w:sz="6" w:space="1"/>
-        </w:pBdr>
-        <w:spacing w:after="40" w:before="110"/>
+        <w:spacing w:after="80" w:before="220"/>
       </w:pPr>
       <w:r>
         <w:rPr>
@@ -1483,56 +1650,49 @@
           <w:b/>
           <w:bCs/>
           <w:color w:val="0E1A33"/>
-          <w:sz w:val="21"/>
-          <w:szCs w:val="21"/>
-        </w:rPr>
-        <w:t xml:space="preserve">3. Post-discharge follow-up (weekly monitoring)</w:t>
+          <w:sz w:val="26"/>
+          <w:szCs w:val="26"/>
+        </w:rPr>
+        <w:t xml:space="preserve">3. Post-discharge follow-up</w:t>
+      </w:r>
+      <w:r>
+        <w:rPr>
+          <w:rFonts w:ascii="Calibri" w:cs="Calibri" w:eastAsia="Calibri" w:hAnsi="Calibri"/>
+          <w:i/>
+          <w:iCs/>
+          <w:color w:val="595959"/>
+          <w:sz w:val="19"/>
+          <w:szCs w:val="19"/>
+        </w:rPr>
+        <w:t xml:space="preserve">  (readings collected after the patient goes home, at any frequency)</w:t>
       </w:r>
     </w:p>
     <w:p>
       <w:pPr>
-        <w:spacing w:after="50" w:line="245"/>
-      </w:pPr>
-      <w:r>
-        <w:rPr>
-          <w:rFonts w:ascii="Calibri" w:cs="Calibri" w:eastAsia="Calibri" w:hAnsi="Calibri"/>
-          <w:sz w:val="17"/>
-          <w:szCs w:val="17"/>
-        </w:rPr>
-        <w:t xml:space="preserve">Please describe the contact that happens after discharge today (calls, home visits, clinic follow-ups, pharmacy refills, home devices): who does it, how often, and where it is recorded. Each check-in is one row of a </w:t>
-      </w:r>
-      <w:r>
-        <w:rPr>
-          <w:rFonts w:ascii="Calibri" w:cs="Calibri" w:eastAsia="Calibri" w:hAnsi="Calibri"/>
-          <w:b/>
-          <w:bCs/>
-          <w:sz w:val="17"/>
-          <w:szCs w:val="17"/>
-        </w:rPr>
-        <w:t xml:space="preserve">weeks</w:t>
-      </w:r>
-      <w:r>
-        <w:rPr>
-          <w:rFonts w:ascii="Calibri" w:cs="Calibri" w:eastAsia="Calibri" w:hAnsi="Calibri"/>
-          <w:sz w:val="17"/>
-          <w:szCs w:val="17"/>
-        </w:rPr>
-        <w:t xml:space="preserve"> file: </w:t>
+        <w:spacing w:after="110" w:line="262"/>
+      </w:pPr>
+      <w:r>
+        <w:rPr>
+          <w:rFonts w:ascii="Calibri" w:cs="Calibri" w:eastAsia="Calibri" w:hAnsi="Calibri"/>
+          <w:sz w:val="20"/>
+          <w:szCs w:val="20"/>
+        </w:rPr>
+        <w:t xml:space="preserve">Please describe the contact that happens after discharge today (calls, home visits, clinic follow-ups, pharmacy refills, home devices): who does it, how often, and where it is recorded. Readings can arrive at any frequency during the 30 days after discharge, daily, several times a week or weekly. Each check-in is one row of the follow-up file: </w:t>
       </w:r>
       <w:r>
         <w:rPr>
           <w:rFonts w:ascii="Consolas" w:cs="Consolas" w:eastAsia="Consolas" w:hAnsi="Consolas"/>
           <w:color w:val="0E1A33"/>
-          <w:sz w:val="16"/>
-          <w:szCs w:val="16"/>
+          <w:sz w:val="19"/>
+          <w:szCs w:val="19"/>
         </w:rPr>
         <w:t xml:space="preserve">patient_key</w:t>
       </w:r>
       <w:r>
         <w:rPr>
           <w:rFonts w:ascii="Calibri" w:cs="Calibri" w:eastAsia="Calibri" w:hAnsi="Calibri"/>
-          <w:sz w:val="17"/>
-          <w:szCs w:val="17"/>
+          <w:sz w:val="20"/>
+          <w:szCs w:val="20"/>
         </w:rPr>
         <w:t xml:space="preserve">, </w:t>
       </w:r>
@@ -1540,27 +1700,478 @@
         <w:rPr>
           <w:rFonts w:ascii="Consolas" w:cs="Consolas" w:eastAsia="Consolas" w:hAnsi="Consolas"/>
           <w:color w:val="0E1A33"/>
-          <w:sz w:val="16"/>
-          <w:szCs w:val="16"/>
+          <w:sz w:val="19"/>
+          <w:szCs w:val="19"/>
         </w:rPr>
         <w:t xml:space="preserve">encounter_key</w:t>
       </w:r>
       <w:r>
         <w:rPr>
           <w:rFonts w:ascii="Calibri" w:cs="Calibri" w:eastAsia="Calibri" w:hAnsi="Calibri"/>
-          <w:sz w:val="17"/>
-          <w:szCs w:val="17"/>
-        </w:rPr>
-        <w:t xml:space="preserve"> (the discharge it follows), week date, source (device, nurse call, patient app, pharmacy or clinic) and any of these readings: weight or weight change, systolic blood pressure, heart rate, oxygen saturation, temperature, medication adherence, walking distance, pillows needed to sleep, rescue-inhaler uses, refill collected, follow-up attended, ankle swelling, sputum change, wound status, pain trend, antibiotic course, new confusion. Weekly scoring starts from rules agreed with your clinical lead; a weekly model is trained once about 100 readmissions among monitored patients have accumulated.</w:t>
+          <w:sz w:val="20"/>
+          <w:szCs w:val="20"/>
+        </w:rPr>
+        <w:t xml:space="preserve"> (the discharge it follows), check-in date, source (device, nurse call, patient app, pharmacy or clinic) and whichever of these readings you record:</w:t>
+      </w:r>
+    </w:p>
+    <w:tbl>
+      <w:tblPr>
+        <w:tblW w:type="dxa" w:w="9906"/>
+        <w:tblBorders>
+          <w:top w:val="single" w:color="auto" w:sz="4"/>
+          <w:left w:val="single" w:color="auto" w:sz="4"/>
+          <w:bottom w:val="single" w:color="auto" w:sz="4"/>
+          <w:right w:val="single" w:color="auto" w:sz="4"/>
+          <w:insideH w:val="single" w:color="auto" w:sz="4"/>
+          <w:insideV w:val="single" w:color="auto" w:sz="4"/>
+        </w:tblBorders>
+      </w:tblPr>
+      <w:tblGrid>
+        <w:gridCol w:w="3302"/>
+        <w:gridCol w:w="3302"/>
+        <w:gridCol w:w="3302"/>
+      </w:tblGrid>
+      <w:tr>
+        <w:tc>
+          <w:tcPr>
+            <w:tcW w:type="dxa" w:w="3302"/>
+            <w:tcBorders>
+              <w:top w:val="none" w:color="FFFFFF" w:sz="0"/>
+              <w:left w:val="none" w:color="FFFFFF" w:sz="0"/>
+              <w:bottom w:val="none" w:color="FFFFFF" w:sz="0"/>
+              <w:right w:val="none" w:color="FFFFFF" w:sz="0"/>
+            </w:tcBorders>
+            <w:tcMar>
+              <w:top w:type="dxa" w:w="0"/>
+              <w:left w:type="dxa" w:w="40"/>
+              <w:bottom w:type="dxa" w:w="0"/>
+              <w:right w:type="dxa" w:w="80"/>
+            </w:tcMar>
+          </w:tcPr>
+          <w:p>
+            <w:pPr>
+              <w:spacing w:after="40"/>
+            </w:pPr>
+            <w:r>
+              <w:rPr>
+                <w:rFonts w:ascii="Calibri" w:cs="Calibri" w:eastAsia="Calibri" w:hAnsi="Calibri"/>
+                <w:b/>
+                <w:bCs/>
+                <w:color w:val="0E1A33"/>
+                <w:sz w:val="20"/>
+                <w:szCs w:val="20"/>
+              </w:rPr>
+              <w:t xml:space="preserve">Vital signs</w:t>
+            </w:r>
+          </w:p>
+          <w:p>
+            <w:pPr>
+              <w:pStyle w:val="ListParagraph"/>
+              <w:numPr>
+                <w:ilvl w:val="0"/>
+                <w:numId w:val="2"/>
+              </w:numPr>
+              <w:spacing w:after="50" w:line="262"/>
+            </w:pPr>
+            <w:r>
+              <w:rPr>
+                <w:rFonts w:ascii="Calibri" w:cs="Calibri" w:eastAsia="Calibri" w:hAnsi="Calibri"/>
+                <w:sz w:val="20"/>
+                <w:szCs w:val="20"/>
+              </w:rPr>
+              <w:t xml:space="preserve">Weight, or change since discharge</w:t>
+            </w:r>
+          </w:p>
+          <w:p>
+            <w:pPr>
+              <w:pStyle w:val="ListParagraph"/>
+              <w:numPr>
+                <w:ilvl w:val="0"/>
+                <w:numId w:val="2"/>
+              </w:numPr>
+              <w:spacing w:after="50" w:line="262"/>
+            </w:pPr>
+            <w:r>
+              <w:rPr>
+                <w:rFonts w:ascii="Calibri" w:cs="Calibri" w:eastAsia="Calibri" w:hAnsi="Calibri"/>
+                <w:sz w:val="20"/>
+                <w:szCs w:val="20"/>
+              </w:rPr>
+              <w:t xml:space="preserve">Systolic blood pressure</w:t>
+            </w:r>
+          </w:p>
+          <w:p>
+            <w:pPr>
+              <w:pStyle w:val="ListParagraph"/>
+              <w:numPr>
+                <w:ilvl w:val="0"/>
+                <w:numId w:val="2"/>
+              </w:numPr>
+              <w:spacing w:after="50" w:line="262"/>
+            </w:pPr>
+            <w:r>
+              <w:rPr>
+                <w:rFonts w:ascii="Calibri" w:cs="Calibri" w:eastAsia="Calibri" w:hAnsi="Calibri"/>
+                <w:sz w:val="20"/>
+                <w:szCs w:val="20"/>
+              </w:rPr>
+              <w:t xml:space="preserve">Heart rate</w:t>
+            </w:r>
+          </w:p>
+          <w:p>
+            <w:pPr>
+              <w:pStyle w:val="ListParagraph"/>
+              <w:numPr>
+                <w:ilvl w:val="0"/>
+                <w:numId w:val="2"/>
+              </w:numPr>
+              <w:spacing w:after="50" w:line="262"/>
+            </w:pPr>
+            <w:r>
+              <w:rPr>
+                <w:rFonts w:ascii="Calibri" w:cs="Calibri" w:eastAsia="Calibri" w:hAnsi="Calibri"/>
+                <w:sz w:val="20"/>
+                <w:szCs w:val="20"/>
+              </w:rPr>
+              <w:t xml:space="preserve">Oxygen saturation</w:t>
+            </w:r>
+          </w:p>
+          <w:p>
+            <w:pPr>
+              <w:pStyle w:val="ListParagraph"/>
+              <w:numPr>
+                <w:ilvl w:val="0"/>
+                <w:numId w:val="2"/>
+              </w:numPr>
+              <w:spacing w:after="50" w:line="262"/>
+            </w:pPr>
+            <w:r>
+              <w:rPr>
+                <w:rFonts w:ascii="Calibri" w:cs="Calibri" w:eastAsia="Calibri" w:hAnsi="Calibri"/>
+                <w:sz w:val="20"/>
+                <w:szCs w:val="20"/>
+              </w:rPr>
+              <w:t xml:space="preserve">Temperature</w:t>
+            </w:r>
+          </w:p>
+        </w:tc>
+        <w:tc>
+          <w:tcPr>
+            <w:tcW w:type="dxa" w:w="3302"/>
+            <w:tcBorders>
+              <w:top w:val="none" w:color="FFFFFF" w:sz="0"/>
+              <w:left w:val="none" w:color="FFFFFF" w:sz="0"/>
+              <w:bottom w:val="none" w:color="FFFFFF" w:sz="0"/>
+              <w:right w:val="none" w:color="FFFFFF" w:sz="0"/>
+            </w:tcBorders>
+            <w:tcMar>
+              <w:top w:type="dxa" w:w="0"/>
+              <w:left w:type="dxa" w:w="40"/>
+              <w:bottom w:type="dxa" w:w="0"/>
+              <w:right w:type="dxa" w:w="80"/>
+            </w:tcMar>
+          </w:tcPr>
+          <w:p>
+            <w:pPr>
+              <w:spacing w:after="40"/>
+            </w:pPr>
+            <w:r>
+              <w:rPr>
+                <w:rFonts w:ascii="Calibri" w:cs="Calibri" w:eastAsia="Calibri" w:hAnsi="Calibri"/>
+                <w:b/>
+                <w:bCs/>
+                <w:color w:val="0E1A33"/>
+                <w:sz w:val="20"/>
+                <w:szCs w:val="20"/>
+              </w:rPr>
+              <w:t xml:space="preserve">Symptoms</w:t>
+            </w:r>
+          </w:p>
+          <w:p>
+            <w:pPr>
+              <w:pStyle w:val="ListParagraph"/>
+              <w:numPr>
+                <w:ilvl w:val="0"/>
+                <w:numId w:val="2"/>
+              </w:numPr>
+              <w:spacing w:after="50" w:line="262"/>
+            </w:pPr>
+            <w:r>
+              <w:rPr>
+                <w:rFonts w:ascii="Calibri" w:cs="Calibri" w:eastAsia="Calibri" w:hAnsi="Calibri"/>
+                <w:sz w:val="20"/>
+                <w:szCs w:val="20"/>
+              </w:rPr>
+              <w:t xml:space="preserve">Ankle swelling</w:t>
+            </w:r>
+          </w:p>
+          <w:p>
+            <w:pPr>
+              <w:pStyle w:val="ListParagraph"/>
+              <w:numPr>
+                <w:ilvl w:val="0"/>
+                <w:numId w:val="2"/>
+              </w:numPr>
+              <w:spacing w:after="50" w:line="262"/>
+            </w:pPr>
+            <w:r>
+              <w:rPr>
+                <w:rFonts w:ascii="Calibri" w:cs="Calibri" w:eastAsia="Calibri" w:hAnsi="Calibri"/>
+                <w:sz w:val="20"/>
+                <w:szCs w:val="20"/>
+              </w:rPr>
+              <w:t xml:space="preserve">Pillows needed to sleep</w:t>
+            </w:r>
+          </w:p>
+          <w:p>
+            <w:pPr>
+              <w:pStyle w:val="ListParagraph"/>
+              <w:numPr>
+                <w:ilvl w:val="0"/>
+                <w:numId w:val="2"/>
+              </w:numPr>
+              <w:spacing w:after="50" w:line="262"/>
+            </w:pPr>
+            <w:r>
+              <w:rPr>
+                <w:rFonts w:ascii="Calibri" w:cs="Calibri" w:eastAsia="Calibri" w:hAnsi="Calibri"/>
+                <w:sz w:val="20"/>
+                <w:szCs w:val="20"/>
+              </w:rPr>
+              <w:t xml:space="preserve">Rescue-inhaler uses</w:t>
+            </w:r>
+          </w:p>
+          <w:p>
+            <w:pPr>
+              <w:pStyle w:val="ListParagraph"/>
+              <w:numPr>
+                <w:ilvl w:val="0"/>
+                <w:numId w:val="2"/>
+              </w:numPr>
+              <w:spacing w:after="50" w:line="262"/>
+            </w:pPr>
+            <w:r>
+              <w:rPr>
+                <w:rFonts w:ascii="Calibri" w:cs="Calibri" w:eastAsia="Calibri" w:hAnsi="Calibri"/>
+                <w:sz w:val="20"/>
+                <w:szCs w:val="20"/>
+              </w:rPr>
+              <w:t xml:space="preserve">Sputum change</w:t>
+            </w:r>
+          </w:p>
+          <w:p>
+            <w:pPr>
+              <w:pStyle w:val="ListParagraph"/>
+              <w:numPr>
+                <w:ilvl w:val="0"/>
+                <w:numId w:val="2"/>
+              </w:numPr>
+              <w:spacing w:after="50" w:line="262"/>
+            </w:pPr>
+            <w:r>
+              <w:rPr>
+                <w:rFonts w:ascii="Calibri" w:cs="Calibri" w:eastAsia="Calibri" w:hAnsi="Calibri"/>
+                <w:sz w:val="20"/>
+                <w:szCs w:val="20"/>
+              </w:rPr>
+              <w:t xml:space="preserve">Pain trend</w:t>
+            </w:r>
+          </w:p>
+          <w:p>
+            <w:pPr>
+              <w:pStyle w:val="ListParagraph"/>
+              <w:numPr>
+                <w:ilvl w:val="0"/>
+                <w:numId w:val="2"/>
+              </w:numPr>
+              <w:spacing w:after="50" w:line="262"/>
+            </w:pPr>
+            <w:r>
+              <w:rPr>
+                <w:rFonts w:ascii="Calibri" w:cs="Calibri" w:eastAsia="Calibri" w:hAnsi="Calibri"/>
+                <w:sz w:val="20"/>
+                <w:szCs w:val="20"/>
+              </w:rPr>
+              <w:t xml:space="preserve">New confusion</w:t>
+            </w:r>
+          </w:p>
+        </w:tc>
+        <w:tc>
+          <w:tcPr>
+            <w:tcW w:type="dxa" w:w="3302"/>
+            <w:tcBorders>
+              <w:top w:val="none" w:color="FFFFFF" w:sz="0"/>
+              <w:left w:val="none" w:color="FFFFFF" w:sz="0"/>
+              <w:bottom w:val="none" w:color="FFFFFF" w:sz="0"/>
+              <w:right w:val="none" w:color="FFFFFF" w:sz="0"/>
+            </w:tcBorders>
+            <w:tcMar>
+              <w:top w:type="dxa" w:w="0"/>
+              <w:left w:type="dxa" w:w="40"/>
+              <w:bottom w:type="dxa" w:w="0"/>
+              <w:right w:type="dxa" w:w="80"/>
+            </w:tcMar>
+          </w:tcPr>
+          <w:p>
+            <w:pPr>
+              <w:spacing w:after="40"/>
+            </w:pPr>
+            <w:r>
+              <w:rPr>
+                <w:rFonts w:ascii="Calibri" w:cs="Calibri" w:eastAsia="Calibri" w:hAnsi="Calibri"/>
+                <w:b/>
+                <w:bCs/>
+                <w:color w:val="0E1A33"/>
+                <w:sz w:val="20"/>
+                <w:szCs w:val="20"/>
+              </w:rPr>
+              <w:t xml:space="preserve">Medication and recovery</w:t>
+            </w:r>
+          </w:p>
+          <w:p>
+            <w:pPr>
+              <w:pStyle w:val="ListParagraph"/>
+              <w:numPr>
+                <w:ilvl w:val="0"/>
+                <w:numId w:val="2"/>
+              </w:numPr>
+              <w:spacing w:after="50" w:line="262"/>
+            </w:pPr>
+            <w:r>
+              <w:rPr>
+                <w:rFonts w:ascii="Calibri" w:cs="Calibri" w:eastAsia="Calibri" w:hAnsi="Calibri"/>
+                <w:sz w:val="20"/>
+                <w:szCs w:val="20"/>
+              </w:rPr>
+              <w:t xml:space="preserve">Medication adherence</w:t>
+            </w:r>
+          </w:p>
+          <w:p>
+            <w:pPr>
+              <w:pStyle w:val="ListParagraph"/>
+              <w:numPr>
+                <w:ilvl w:val="0"/>
+                <w:numId w:val="2"/>
+              </w:numPr>
+              <w:spacing w:after="50" w:line="262"/>
+            </w:pPr>
+            <w:r>
+              <w:rPr>
+                <w:rFonts w:ascii="Calibri" w:cs="Calibri" w:eastAsia="Calibri" w:hAnsi="Calibri"/>
+                <w:sz w:val="20"/>
+                <w:szCs w:val="20"/>
+              </w:rPr>
+              <w:t xml:space="preserve">Prescription refill collected</w:t>
+            </w:r>
+          </w:p>
+          <w:p>
+            <w:pPr>
+              <w:pStyle w:val="ListParagraph"/>
+              <w:numPr>
+                <w:ilvl w:val="0"/>
+                <w:numId w:val="2"/>
+              </w:numPr>
+              <w:spacing w:after="50" w:line="262"/>
+            </w:pPr>
+            <w:r>
+              <w:rPr>
+                <w:rFonts w:ascii="Calibri" w:cs="Calibri" w:eastAsia="Calibri" w:hAnsi="Calibri"/>
+                <w:sz w:val="20"/>
+                <w:szCs w:val="20"/>
+              </w:rPr>
+              <w:t xml:space="preserve">Antibiotic course</w:t>
+            </w:r>
+          </w:p>
+          <w:p>
+            <w:pPr>
+              <w:pStyle w:val="ListParagraph"/>
+              <w:numPr>
+                <w:ilvl w:val="0"/>
+                <w:numId w:val="2"/>
+              </w:numPr>
+              <w:spacing w:after="50" w:line="262"/>
+            </w:pPr>
+            <w:r>
+              <w:rPr>
+                <w:rFonts w:ascii="Calibri" w:cs="Calibri" w:eastAsia="Calibri" w:hAnsi="Calibri"/>
+                <w:sz w:val="20"/>
+                <w:szCs w:val="20"/>
+              </w:rPr>
+              <w:t xml:space="preserve">Follow-up visit attended</w:t>
+            </w:r>
+          </w:p>
+          <w:p>
+            <w:pPr>
+              <w:pStyle w:val="ListParagraph"/>
+              <w:numPr>
+                <w:ilvl w:val="0"/>
+                <w:numId w:val="2"/>
+              </w:numPr>
+              <w:spacing w:after="50" w:line="262"/>
+            </w:pPr>
+            <w:r>
+              <w:rPr>
+                <w:rFonts w:ascii="Calibri" w:cs="Calibri" w:eastAsia="Calibri" w:hAnsi="Calibri"/>
+                <w:sz w:val="20"/>
+                <w:szCs w:val="20"/>
+              </w:rPr>
+              <w:t xml:space="preserve">Walking distance</w:t>
+            </w:r>
+          </w:p>
+          <w:p>
+            <w:pPr>
+              <w:pStyle w:val="ListParagraph"/>
+              <w:numPr>
+                <w:ilvl w:val="0"/>
+                <w:numId w:val="2"/>
+              </w:numPr>
+              <w:spacing w:after="50" w:line="262"/>
+            </w:pPr>
+            <w:r>
+              <w:rPr>
+                <w:rFonts w:ascii="Calibri" w:cs="Calibri" w:eastAsia="Calibri" w:hAnsi="Calibri"/>
+                <w:sz w:val="20"/>
+                <w:szCs w:val="20"/>
+              </w:rPr>
+              <w:t xml:space="preserve">Wound status</w:t>
+            </w:r>
+          </w:p>
+        </w:tc>
+      </w:tr>
+    </w:tbl>
+    <w:p>
+      <w:pPr>
+        <w:spacing w:after="80" w:before="60" w:line="262"/>
+      </w:pPr>
+      <w:r>
+        <w:rPr>
+          <w:rFonts w:ascii="Calibri" w:cs="Calibri" w:eastAsia="Calibri" w:hAnsi="Calibri"/>
+          <w:i/>
+          <w:iCs/>
+          <w:color w:val="595959"/>
+          <w:sz w:val="20"/>
+          <w:szCs w:val="20"/>
+        </w:rPr>
+        <w:t xml:space="preserve">These readings are a provisional starting set drawn from common conditions such as heart failure, lung disease, surgery and infection. The final list depends on the conditions in the pilot and will be agreed with your clinical lead.</w:t>
       </w:r>
     </w:p>
     <w:p>
       <w:pPr>
+        <w:spacing w:after="110" w:before="40" w:line="262"/>
+      </w:pPr>
+      <w:r>
+        <w:rPr>
+          <w:rFonts w:ascii="Calibri" w:cs="Calibri" w:eastAsia="Calibri" w:hAnsi="Calibri"/>
+          <w:sz w:val="20"/>
+          <w:szCs w:val="20"/>
+        </w:rPr>
+        <w:t xml:space="preserve">Follow-up scoring starts from rules agreed with your clinical lead; a follow-up model is trained once about 100 readmissions among monitored patients have accumulated.</w:t>
+      </w:r>
+    </w:p>
+    <w:p>
+      <w:pPr>
         <w:pStyle w:val="Heading2"/>
-        <w:pBdr>
-          <w:bottom w:val="single" w:color="2FB596" w:sz="6" w:space="1"/>
-        </w:pBdr>
-        <w:spacing w:after="40" w:before="110"/>
+        <w:spacing w:after="80" w:before="220"/>
       </w:pPr>
       <w:r>
         <w:rPr>
@@ -1568,10 +2179,21 @@
           <w:b/>
           <w:bCs/>
           <w:color w:val="0E1A33"/>
-          <w:sz w:val="21"/>
-          <w:szCs w:val="21"/>
+          <w:sz w:val="26"/>
+          <w:szCs w:val="26"/>
         </w:rPr>
         <w:t xml:space="preserve">4. How data reaches Preventra</w:t>
+      </w:r>
+      <w:r>
+        <w:rPr>
+          <w:rFonts w:ascii="Calibri" w:cs="Calibri" w:eastAsia="Calibri" w:hAnsi="Calibri"/>
+          <w:i/>
+          <w:iCs/>
+          <w:color w:val="595959"/>
+          <w:sz w:val="19"/>
+          <w:szCs w:val="19"/>
+        </w:rPr>
+        <w:t xml:space="preserve">  (the automatic feed from your systems to the Preventra server)</w:t>
       </w:r>
     </w:p>
     <w:p>
@@ -1581,25 +2203,25 @@
           <w:ilvl w:val="0"/>
           <w:numId w:val="2"/>
         </w:numPr>
-        <w:spacing w:after="15" w:line="245"/>
+        <w:spacing w:after="50" w:line="262"/>
       </w:pPr>
       <w:r>
         <w:rPr>
           <w:rFonts w:ascii="Calibri" w:cs="Calibri" w:eastAsia="Calibri" w:hAnsi="Calibri"/>
           <w:b/>
           <w:bCs/>
-          <w:sz w:val="17"/>
-          <w:szCs w:val="17"/>
+          <w:sz w:val="20"/>
+          <w:szCs w:val="20"/>
         </w:rPr>
         <w:t xml:space="preserve">Delivery:</w:t>
       </w:r>
       <w:r>
         <w:rPr>
           <w:rFonts w:ascii="Calibri" w:cs="Calibri" w:eastAsia="Calibri" w:hAnsi="Calibri"/>
-          <w:sz w:val="17"/>
-          <w:szCs w:val="17"/>
-        </w:rPr>
-        <w:t xml:space="preserve"> a scheduled job on your side (nightly, or more often) sends the files above over HTTPS to the Preventra server inside your network. The same files load the history once, then new discharges and check-ins.</w:t>
+          <w:sz w:val="20"/>
+          <w:szCs w:val="20"/>
+        </w:rPr>
+        <w:t xml:space="preserve"> a scheduled job on your side (nightly, or more often) sends the files above over HTTPS to the Preventra server inside your network. The same export loads the past stays once, then sends new discharges and check-ins on each run.</w:t>
       </w:r>
     </w:p>
     <w:p>
@@ -1609,23 +2231,23 @@
           <w:ilvl w:val="0"/>
           <w:numId w:val="2"/>
         </w:numPr>
-        <w:spacing w:after="15" w:line="245"/>
+        <w:spacing w:after="50" w:line="262"/>
       </w:pPr>
       <w:r>
         <w:rPr>
           <w:rFonts w:ascii="Calibri" w:cs="Calibri" w:eastAsia="Calibri" w:hAnsi="Calibri"/>
           <w:b/>
           <w:bCs/>
-          <w:sz w:val="17"/>
-          <w:szCs w:val="17"/>
+          <w:sz w:val="20"/>
+          <w:szCs w:val="20"/>
         </w:rPr>
         <w:t xml:space="preserve">Credential:</w:t>
       </w:r>
       <w:r>
         <w:rPr>
           <w:rFonts w:ascii="Calibri" w:cs="Calibri" w:eastAsia="Calibri" w:hAnsi="Calibri"/>
-          <w:sz w:val="17"/>
-          <w:szCs w:val="17"/>
+          <w:sz w:val="20"/>
+          <w:szCs w:val="20"/>
         </w:rPr>
         <w:t xml:space="preserve"> each clinic gets its own access token, shown once and revocable at any time. The token, not the file, decides which hospital the data belongs to.</w:t>
       </w:r>
@@ -1637,25 +2259,25 @@
           <w:ilvl w:val="0"/>
           <w:numId w:val="2"/>
         </w:numPr>
-        <w:spacing w:after="15" w:line="245"/>
+        <w:spacing w:after="50" w:line="262"/>
       </w:pPr>
       <w:r>
         <w:rPr>
           <w:rFonts w:ascii="Calibri" w:cs="Calibri" w:eastAsia="Calibri" w:hAnsi="Calibri"/>
           <w:b/>
           <w:bCs/>
-          <w:sz w:val="17"/>
-          <w:szCs w:val="17"/>
+          <w:sz w:val="20"/>
+          <w:szCs w:val="20"/>
         </w:rPr>
         <w:t xml:space="preserve">Checks:</w:t>
       </w:r>
       <w:r>
         <w:rPr>
           <w:rFonts w:ascii="Calibri" w:cs="Calibri" w:eastAsia="Calibri" w:hAnsi="Calibri"/>
-          <w:sz w:val="17"/>
-          <w:szCs w:val="17"/>
-        </w:rPr>
-        <w:t xml:space="preserve"> every record is checked on its own; rejected records come back with the reasons while the rest go ahead. Up to 500 discharges or 10 MB per request; accepted discharges are scored within about a minute.</w:t>
+          <w:sz w:val="20"/>
+          <w:szCs w:val="20"/>
+        </w:rPr>
+        <w:t xml:space="preserve"> every record is checked on its own; rejected records come back with the reasons while the rest go ahead. Up to 500 discharges or 10 MB per request, so history is loaded in chunks; accepted discharges are scored within about a minute. Received files are kept 90 days for audit, then deleted automatically.</w:t>
       </w:r>
     </w:p>
     <w:p>
@@ -1665,23 +2287,23 @@
           <w:ilvl w:val="0"/>
           <w:numId w:val="2"/>
         </w:numPr>
-        <w:spacing w:after="15" w:line="245"/>
+        <w:spacing w:after="50" w:line="262"/>
       </w:pPr>
       <w:r>
         <w:rPr>
           <w:rFonts w:ascii="Calibri" w:cs="Calibri" w:eastAsia="Calibri" w:hAnsi="Calibri"/>
           <w:b/>
           <w:bCs/>
-          <w:sz w:val="17"/>
-          <w:szCs w:val="17"/>
+          <w:sz w:val="20"/>
+          <w:szCs w:val="20"/>
         </w:rPr>
         <w:t xml:space="preserve">Later:</w:t>
       </w:r>
       <w:r>
         <w:rPr>
           <w:rFonts w:ascii="Calibri" w:cs="Calibri" w:eastAsia="Calibri" w:hAnsi="Calibri"/>
-          <w:sz w:val="17"/>
-          <w:szCs w:val="17"/>
+          <w:sz w:val="20"/>
+          <w:szCs w:val="20"/>
         </w:rPr>
         <w:t xml:space="preserve"> HL7 v2 or FHIR feeds can be converted into the same format; they are not needed for the pilot.</w:t>
       </w:r>
@@ -1689,10 +2311,7 @@
     <w:p>
       <w:pPr>
         <w:pStyle w:val="Heading2"/>
-        <w:pBdr>
-          <w:bottom w:val="single" w:color="2FB596" w:sz="6" w:space="1"/>
-        </w:pBdr>
-        <w:spacing w:after="40" w:before="110"/>
+        <w:spacing w:after="80" w:before="220"/>
       </w:pPr>
       <w:r>
         <w:rPr>
@@ -1700,28 +2319,52 @@
           <w:b/>
           <w:bCs/>
           <w:color w:val="0E1A33"/>
-          <w:sz w:val="21"/>
-          <w:szCs w:val="21"/>
+          <w:sz w:val="26"/>
+          <w:szCs w:val="26"/>
         </w:rPr>
         <w:t xml:space="preserve">5. On-premises infrastructure</w:t>
+      </w:r>
+      <w:r>
+        <w:rPr>
+          <w:rFonts w:ascii="Calibri" w:cs="Calibri" w:eastAsia="Calibri" w:hAnsi="Calibri"/>
+          <w:i/>
+          <w:iCs/>
+          <w:color w:val="595959"/>
+          <w:sz w:val="19"/>
+          <w:szCs w:val="19"/>
+        </w:rPr>
+        <w:t xml:space="preserve">  (the hardware and software Preventra runs on inside your clinic)</w:t>
       </w:r>
     </w:p>
     <w:p>
       <w:pPr>
-        <w:spacing w:after="50" w:line="245"/>
-      </w:pPr>
-      <w:r>
-        <w:rPr>
-          <w:rFonts w:ascii="Calibri" w:cs="Calibri" w:eastAsia="Calibri" w:hAnsi="Calibri"/>
-          <w:sz w:val="17"/>
-          <w:szCs w:val="17"/>
-        </w:rPr>
-        <w:t xml:space="preserve">One server runs the web app, the API, a scoring worker and the database. The risk models run on ordinary processors; only a local AI assistant needs a GPU, which we will agree separately.</w:t>
+        <w:spacing w:after="110" w:line="262"/>
+      </w:pPr>
+      <w:r>
+        <w:rPr>
+          <w:rFonts w:ascii="Calibri" w:cs="Calibri" w:eastAsia="Calibri" w:hAnsi="Calibri"/>
+          <w:sz w:val="20"/>
+          <w:szCs w:val="20"/>
+        </w:rPr>
+        <w:t xml:space="preserve">One server runs the web app, the API, a scoring worker and the database; the risk models run on ordinary processors, and training a model uses up to 6 GB of memory per run. Preventra's AI features (the assistant, plain-language explanations of each risk score, and model building) need a language model, which runs on a GPU on site. The models named below are open-weight and run without internet; the final choice is made by testing them on Preventra's own tasks.</w:t>
+      </w:r>
+    </w:p>
+    <w:p>
+      <w:pPr>
+        <w:spacing w:after="90" w:before="60" w:line="262"/>
+      </w:pPr>
+      <w:r>
+        <w:rPr>
+          <w:rFonts w:ascii="Calibri" w:cs="Calibri" w:eastAsia="Calibri" w:hAnsi="Calibri"/>
+          <w:sz w:val="20"/>
+          <w:szCs w:val="20"/>
+        </w:rPr>
+        <w:t xml:space="preserve">Server sizes for the pilot:</w:t>
       </w:r>
     </w:p>
     <w:tbl>
       <w:tblPr>
-        <w:tblW w:type="dxa" w:w="10306"/>
+        <w:tblW w:type="dxa" w:w="9906"/>
         <w:tblBorders>
           <w:top w:val="single" w:color="auto" w:sz="4"/>
           <w:left w:val="single" w:color="auto" w:sz="4"/>
@@ -1751,15 +2394,15 @@
             </w:tcBorders>
             <w:shd w:fill="0E1A33" w:color="auto" w:val="clear"/>
             <w:tcMar>
-              <w:top w:type="dxa" w:w="25"/>
-              <w:left w:type="dxa" w:w="70"/>
-              <w:bottom w:type="dxa" w:w="25"/>
-              <w:right w:type="dxa" w:w="70"/>
-            </w:tcMar>
-          </w:tcPr>
-          <w:p>
-            <w:pPr>
-              <w:spacing w:after="0" w:line="235"/>
+              <w:top w:type="dxa" w:w="50"/>
+              <w:left w:type="dxa" w:w="90"/>
+              <w:bottom w:type="dxa" w:w="50"/>
+              <w:right w:type="dxa" w:w="90"/>
+            </w:tcMar>
+          </w:tcPr>
+          <w:p>
+            <w:pPr>
+              <w:spacing w:after="0" w:line="255"/>
             </w:pPr>
             <w:r>
               <w:rPr>
@@ -1767,8 +2410,8 @@
                 <w:b/>
                 <w:bCs/>
                 <w:color w:val="FFFFFF"/>
-                <w:sz w:val="17"/>
-                <w:szCs w:val="17"/>
+                <w:sz w:val="20"/>
+                <w:szCs w:val="20"/>
               </w:rPr>
               <w:t xml:space="preserve">Component</w:t>
             </w:r>
@@ -1785,15 +2428,15 @@
             </w:tcBorders>
             <w:shd w:fill="0E1A33" w:color="auto" w:val="clear"/>
             <w:tcMar>
-              <w:top w:type="dxa" w:w="25"/>
-              <w:left w:type="dxa" w:w="70"/>
-              <w:bottom w:type="dxa" w:w="25"/>
-              <w:right w:type="dxa" w:w="70"/>
-            </w:tcMar>
-          </w:tcPr>
-          <w:p>
-            <w:pPr>
-              <w:spacing w:after="0" w:line="235"/>
+              <w:top w:type="dxa" w:w="50"/>
+              <w:left w:type="dxa" w:w="90"/>
+              <w:bottom w:type="dxa" w:w="50"/>
+              <w:right w:type="dxa" w:w="90"/>
+            </w:tcMar>
+          </w:tcPr>
+          <w:p>
+            <w:pPr>
+              <w:spacing w:after="0" w:line="255"/>
             </w:pPr>
             <w:r>
               <w:rPr>
@@ -1801,8 +2444,8 @@
                 <w:b/>
                 <w:bCs/>
                 <w:color w:val="FFFFFF"/>
-                <w:sz w:val="17"/>
-                <w:szCs w:val="17"/>
+                <w:sz w:val="20"/>
+                <w:szCs w:val="20"/>
               </w:rPr>
               <w:t xml:space="preserve">Minimum</w:t>
             </w:r>
@@ -1819,15 +2462,15 @@
             </w:tcBorders>
             <w:shd w:fill="0E1A33" w:color="auto" w:val="clear"/>
             <w:tcMar>
-              <w:top w:type="dxa" w:w="25"/>
-              <w:left w:type="dxa" w:w="70"/>
-              <w:bottom w:type="dxa" w:w="25"/>
-              <w:right w:type="dxa" w:w="70"/>
-            </w:tcMar>
-          </w:tcPr>
-          <w:p>
-            <w:pPr>
-              <w:spacing w:after="0" w:line="235"/>
+              <w:top w:type="dxa" w:w="50"/>
+              <w:left w:type="dxa" w:w="90"/>
+              <w:bottom w:type="dxa" w:w="50"/>
+              <w:right w:type="dxa" w:w="90"/>
+            </w:tcMar>
+          </w:tcPr>
+          <w:p>
+            <w:pPr>
+              <w:spacing w:after="0" w:line="255"/>
             </w:pPr>
             <w:r>
               <w:rPr>
@@ -1835,8 +2478,8 @@
                 <w:b/>
                 <w:bCs/>
                 <w:color w:val="FFFFFF"/>
-                <w:sz w:val="17"/>
-                <w:szCs w:val="17"/>
+                <w:sz w:val="20"/>
+                <w:szCs w:val="20"/>
               </w:rPr>
               <w:t xml:space="preserve">Recommended</w:t>
             </w:r>
@@ -1858,23 +2501,23 @@
             </w:tcBorders>
             <w:shd w:fill="E3F6F1" w:color="auto" w:val="clear"/>
             <w:tcMar>
-              <w:top w:type="dxa" w:w="25"/>
-              <w:left w:type="dxa" w:w="70"/>
-              <w:bottom w:type="dxa" w:w="25"/>
-              <w:right w:type="dxa" w:w="70"/>
-            </w:tcMar>
-          </w:tcPr>
-          <w:p>
-            <w:pPr>
-              <w:spacing w:after="0" w:line="235"/>
+              <w:top w:type="dxa" w:w="50"/>
+              <w:left w:type="dxa" w:w="90"/>
+              <w:bottom w:type="dxa" w:w="50"/>
+              <w:right w:type="dxa" w:w="90"/>
+            </w:tcMar>
+          </w:tcPr>
+          <w:p>
+            <w:pPr>
+              <w:spacing w:after="0" w:line="255"/>
             </w:pPr>
             <w:r>
               <w:rPr>
                 <w:rFonts w:ascii="Calibri" w:cs="Calibri" w:eastAsia="Calibri" w:hAnsi="Calibri"/>
                 <w:b/>
                 <w:bCs/>
-                <w:sz w:val="17"/>
-                <w:szCs w:val="17"/>
+                <w:sz w:val="20"/>
+                <w:szCs w:val="20"/>
               </w:rPr>
               <w:t xml:space="preserve">Application server</w:t>
             </w:r>
@@ -1890,21 +2533,21 @@
               <w:right w:val="single" w:color="BFBFBF" w:sz="4"/>
             </w:tcBorders>
             <w:tcMar>
-              <w:top w:type="dxa" w:w="25"/>
-              <w:left w:type="dxa" w:w="70"/>
-              <w:bottom w:type="dxa" w:w="25"/>
-              <w:right w:type="dxa" w:w="70"/>
-            </w:tcMar>
-          </w:tcPr>
-          <w:p>
-            <w:pPr>
-              <w:spacing w:after="0" w:line="235"/>
-            </w:pPr>
-            <w:r>
-              <w:rPr>
-                <w:rFonts w:ascii="Calibri" w:cs="Calibri" w:eastAsia="Calibri" w:hAnsi="Calibri"/>
-                <w:sz w:val="17"/>
-                <w:szCs w:val="17"/>
+              <w:top w:type="dxa" w:w="50"/>
+              <w:left w:type="dxa" w:w="90"/>
+              <w:bottom w:type="dxa" w:w="50"/>
+              <w:right w:type="dxa" w:w="90"/>
+            </w:tcMar>
+          </w:tcPr>
+          <w:p>
+            <w:pPr>
+              <w:spacing w:after="0" w:line="255"/>
+            </w:pPr>
+            <w:r>
+              <w:rPr>
+                <w:rFonts w:ascii="Calibri" w:cs="Calibri" w:eastAsia="Calibri" w:hAnsi="Calibri"/>
+                <w:sz w:val="20"/>
+                <w:szCs w:val="20"/>
               </w:rPr>
               <w:t xml:space="preserve">4 CPU cores, 16 GB RAM, 250 GB SSD</w:t>
             </w:r>
@@ -1920,21 +2563,21 @@
               <w:right w:val="single" w:color="BFBFBF" w:sz="4"/>
             </w:tcBorders>
             <w:tcMar>
-              <w:top w:type="dxa" w:w="25"/>
-              <w:left w:type="dxa" w:w="70"/>
-              <w:bottom w:type="dxa" w:w="25"/>
-              <w:right w:type="dxa" w:w="70"/>
-            </w:tcMar>
-          </w:tcPr>
-          <w:p>
-            <w:pPr>
-              <w:spacing w:after="0" w:line="235"/>
-            </w:pPr>
-            <w:r>
-              <w:rPr>
-                <w:rFonts w:ascii="Calibri" w:cs="Calibri" w:eastAsia="Calibri" w:hAnsi="Calibri"/>
-                <w:sz w:val="17"/>
-                <w:szCs w:val="17"/>
+              <w:top w:type="dxa" w:w="50"/>
+              <w:left w:type="dxa" w:w="90"/>
+              <w:bottom w:type="dxa" w:w="50"/>
+              <w:right w:type="dxa" w:w="90"/>
+            </w:tcMar>
+          </w:tcPr>
+          <w:p>
+            <w:pPr>
+              <w:spacing w:after="0" w:line="255"/>
+            </w:pPr>
+            <w:r>
+              <w:rPr>
+                <w:rFonts w:ascii="Calibri" w:cs="Calibri" w:eastAsia="Calibri" w:hAnsi="Calibri"/>
+                <w:sz w:val="20"/>
+                <w:szCs w:val="20"/>
               </w:rPr>
               <w:t xml:space="preserve">8 CPU cores, 32 GB RAM, 500 GB SSD</w:t>
             </w:r>
@@ -1956,25 +2599,25 @@
             </w:tcBorders>
             <w:shd w:fill="E3F6F1" w:color="auto" w:val="clear"/>
             <w:tcMar>
-              <w:top w:type="dxa" w:w="25"/>
-              <w:left w:type="dxa" w:w="70"/>
-              <w:bottom w:type="dxa" w:w="25"/>
-              <w:right w:type="dxa" w:w="70"/>
-            </w:tcMar>
-          </w:tcPr>
-          <w:p>
-            <w:pPr>
-              <w:spacing w:after="0" w:line="235"/>
+              <w:top w:type="dxa" w:w="50"/>
+              <w:left w:type="dxa" w:w="90"/>
+              <w:bottom w:type="dxa" w:w="50"/>
+              <w:right w:type="dxa" w:w="90"/>
+            </w:tcMar>
+          </w:tcPr>
+          <w:p>
+            <w:pPr>
+              <w:spacing w:after="0" w:line="255"/>
             </w:pPr>
             <w:r>
               <w:rPr>
                 <w:rFonts w:ascii="Calibri" w:cs="Calibri" w:eastAsia="Calibri" w:hAnsi="Calibri"/>
                 <w:b/>
                 <w:bCs/>
-                <w:sz w:val="17"/>
-                <w:szCs w:val="17"/>
-              </w:rPr>
-              <w:t xml:space="preserve">Operating system</w:t>
+                <w:sz w:val="20"/>
+                <w:szCs w:val="20"/>
+              </w:rPr>
+              <w:t xml:space="preserve">AI (language model)</w:t>
             </w:r>
           </w:p>
         </w:tc>
@@ -1988,23 +2631,59 @@
               <w:right w:val="single" w:color="BFBFBF" w:sz="4"/>
             </w:tcBorders>
             <w:tcMar>
-              <w:top w:type="dxa" w:w="25"/>
-              <w:left w:type="dxa" w:w="70"/>
-              <w:bottom w:type="dxa" w:w="25"/>
-              <w:right w:type="dxa" w:w="70"/>
-            </w:tcMar>
-          </w:tcPr>
-          <w:p>
-            <w:pPr>
-              <w:spacing w:after="0" w:line="235"/>
-            </w:pPr>
-            <w:r>
-              <w:rPr>
-                <w:rFonts w:ascii="Calibri" w:cs="Calibri" w:eastAsia="Calibri" w:hAnsi="Calibri"/>
-                <w:sz w:val="17"/>
-                <w:szCs w:val="17"/>
-              </w:rPr>
-              <w:t xml:space="preserve">64-bit Linux (Ubuntu 22.04 or 24.04 LTS, or RHEL 9) with Docker Engine and Docker Compose</w:t>
+              <w:top w:type="dxa" w:w="50"/>
+              <w:left w:type="dxa" w:w="90"/>
+              <w:bottom w:type="dxa" w:w="50"/>
+              <w:right w:type="dxa" w:w="90"/>
+            </w:tcMar>
+          </w:tcPr>
+          <w:p>
+            <w:pPr>
+              <w:spacing w:after="0" w:line="255"/>
+            </w:pPr>
+            <w:r>
+              <w:rPr>
+                <w:rFonts w:ascii="Calibri" w:cs="Calibri" w:eastAsia="Calibri" w:hAnsi="Calibri"/>
+                <w:sz w:val="20"/>
+                <w:szCs w:val="20"/>
+              </w:rPr>
+              <w:t xml:space="preserve">GPU with 24 GB memory, 32 GB RAM, 250 GB SSD. Runs </w:t>
+            </w:r>
+            <w:r>
+              <w:rPr>
+                <w:rFonts w:ascii="Calibri" w:cs="Calibri" w:eastAsia="Calibri" w:hAnsi="Calibri"/>
+                <w:b/>
+                <w:bCs/>
+                <w:sz w:val="20"/>
+                <w:szCs w:val="20"/>
+              </w:rPr>
+              <w:t xml:space="preserve">Gemma 4 31B</w:t>
+            </w:r>
+            <w:r>
+              <w:rPr>
+                <w:rFonts w:ascii="Calibri" w:cs="Calibri" w:eastAsia="Calibri" w:hAnsi="Calibri"/>
+                <w:sz w:val="20"/>
+                <w:szCs w:val="20"/>
+              </w:rPr>
+              <w:t xml:space="preserve"> or </w:t>
+            </w:r>
+            <w:r>
+              <w:rPr>
+                <w:rFonts w:ascii="Calibri" w:cs="Calibri" w:eastAsia="Calibri" w:hAnsi="Calibri"/>
+                <w:b/>
+                <w:bCs/>
+                <w:sz w:val="20"/>
+                <w:szCs w:val="20"/>
+              </w:rPr>
+              <w:t xml:space="preserve">Qwen 3.8 27B</w:t>
+            </w:r>
+            <w:r>
+              <w:rPr>
+                <w:rFonts w:ascii="Calibri" w:cs="Calibri" w:eastAsia="Calibri" w:hAnsi="Calibri"/>
+                <w:sz w:val="20"/>
+                <w:szCs w:val="20"/>
+              </w:rPr>
+              <w:t xml:space="preserve">, compressed to 4-bit (about 20 GB)</w:t>
             </w:r>
           </w:p>
         </w:tc>
@@ -2018,23 +2697,41 @@
               <w:right w:val="single" w:color="BFBFBF" w:sz="4"/>
             </w:tcBorders>
             <w:tcMar>
-              <w:top w:type="dxa" w:w="25"/>
-              <w:left w:type="dxa" w:w="70"/>
-              <w:bottom w:type="dxa" w:w="25"/>
-              <w:right w:type="dxa" w:w="70"/>
-            </w:tcMar>
-          </w:tcPr>
-          <w:p>
-            <w:pPr>
-              <w:spacing w:after="0" w:line="235"/>
-            </w:pPr>
-            <w:r>
-              <w:rPr>
-                <w:rFonts w:ascii="Calibri" w:cs="Calibri" w:eastAsia="Calibri" w:hAnsi="Calibri"/>
-                <w:sz w:val="17"/>
-                <w:szCs w:val="17"/>
-              </w:rPr>
-              <w:t xml:space="preserve">Tell us if only Windows Server or Kubernetes is allowed</w:t>
+              <w:top w:type="dxa" w:w="50"/>
+              <w:left w:type="dxa" w:w="90"/>
+              <w:bottom w:type="dxa" w:w="50"/>
+              <w:right w:type="dxa" w:w="90"/>
+            </w:tcMar>
+          </w:tcPr>
+          <w:p>
+            <w:pPr>
+              <w:spacing w:after="0" w:line="255"/>
+            </w:pPr>
+            <w:r>
+              <w:rPr>
+                <w:rFonts w:ascii="Calibri" w:cs="Calibri" w:eastAsia="Calibri" w:hAnsi="Calibri"/>
+                <w:sz w:val="20"/>
+                <w:szCs w:val="20"/>
+              </w:rPr>
+              <w:t xml:space="preserve">GPU with 80 GB memory, 64 GB RAM, 1 TB SSD. Runs </w:t>
+            </w:r>
+            <w:r>
+              <w:rPr>
+                <w:rFonts w:ascii="Calibri" w:cs="Calibri" w:eastAsia="Calibri" w:hAnsi="Calibri"/>
+                <w:b/>
+                <w:bCs/>
+                <w:sz w:val="20"/>
+                <w:szCs w:val="20"/>
+              </w:rPr>
+              <w:t xml:space="preserve">gpt-oss-120b</w:t>
+            </w:r>
+            <w:r>
+              <w:rPr>
+                <w:rFonts w:ascii="Calibri" w:cs="Calibri" w:eastAsia="Calibri" w:hAnsi="Calibri"/>
+                <w:sz w:val="20"/>
+                <w:szCs w:val="20"/>
+              </w:rPr>
+              <w:t xml:space="preserve"> (about 61 GB), or the minimum models uncompressed, with faster answers</w:t>
             </w:r>
           </w:p>
         </w:tc>
@@ -2054,25 +2751,25 @@
             </w:tcBorders>
             <w:shd w:fill="E3F6F1" w:color="auto" w:val="clear"/>
             <w:tcMar>
-              <w:top w:type="dxa" w:w="25"/>
-              <w:left w:type="dxa" w:w="70"/>
-              <w:bottom w:type="dxa" w:w="25"/>
-              <w:right w:type="dxa" w:w="70"/>
-            </w:tcMar>
-          </w:tcPr>
-          <w:p>
-            <w:pPr>
-              <w:spacing w:after="0" w:line="235"/>
+              <w:top w:type="dxa" w:w="50"/>
+              <w:left w:type="dxa" w:w="90"/>
+              <w:bottom w:type="dxa" w:w="50"/>
+              <w:right w:type="dxa" w:w="90"/>
+            </w:tcMar>
+          </w:tcPr>
+          <w:p>
+            <w:pPr>
+              <w:spacing w:after="0" w:line="255"/>
             </w:pPr>
             <w:r>
               <w:rPr>
                 <w:rFonts w:ascii="Calibri" w:cs="Calibri" w:eastAsia="Calibri" w:hAnsi="Calibri"/>
                 <w:b/>
                 <w:bCs/>
-                <w:sz w:val="17"/>
-                <w:szCs w:val="17"/>
-              </w:rPr>
-              <w:t xml:space="preserve">Database</w:t>
+                <w:sz w:val="20"/>
+                <w:szCs w:val="20"/>
+              </w:rPr>
+              <w:t xml:space="preserve">Operating system</w:t>
             </w:r>
           </w:p>
         </w:tc>
@@ -2086,23 +2783,23 @@
               <w:right w:val="single" w:color="BFBFBF" w:sz="4"/>
             </w:tcBorders>
             <w:tcMar>
-              <w:top w:type="dxa" w:w="25"/>
-              <w:left w:type="dxa" w:w="70"/>
-              <w:bottom w:type="dxa" w:w="25"/>
-              <w:right w:type="dxa" w:w="70"/>
-            </w:tcMar>
-          </w:tcPr>
-          <w:p>
-            <w:pPr>
-              <w:spacing w:after="0" w:line="235"/>
-            </w:pPr>
-            <w:r>
-              <w:rPr>
-                <w:rFonts w:ascii="Calibri" w:cs="Calibri" w:eastAsia="Calibri" w:hAnsi="Calibri"/>
-                <w:sz w:val="17"/>
-                <w:szCs w:val="17"/>
-              </w:rPr>
-              <w:t xml:space="preserve">MongoDB 7 in a container on the same server</w:t>
+              <w:top w:type="dxa" w:w="50"/>
+              <w:left w:type="dxa" w:w="90"/>
+              <w:bottom w:type="dxa" w:w="50"/>
+              <w:right w:type="dxa" w:w="90"/>
+            </w:tcMar>
+          </w:tcPr>
+          <w:p>
+            <w:pPr>
+              <w:spacing w:after="0" w:line="255"/>
+            </w:pPr>
+            <w:r>
+              <w:rPr>
+                <w:rFonts w:ascii="Calibri" w:cs="Calibri" w:eastAsia="Calibri" w:hAnsi="Calibri"/>
+                <w:sz w:val="20"/>
+                <w:szCs w:val="20"/>
+              </w:rPr>
+              <w:t xml:space="preserve">64-bit Linux (Ubuntu 22.04 or 24.04 LTS, or RHEL 9) with Docker Engine and Docker Compose</w:t>
             </w:r>
           </w:p>
         </w:tc>
@@ -2116,23 +2813,23 @@
               <w:right w:val="single" w:color="BFBFBF" w:sz="4"/>
             </w:tcBorders>
             <w:tcMar>
-              <w:top w:type="dxa" w:w="25"/>
-              <w:left w:type="dxa" w:w="70"/>
-              <w:bottom w:type="dxa" w:w="25"/>
-              <w:right w:type="dxa" w:w="70"/>
-            </w:tcMar>
-          </w:tcPr>
-          <w:p>
-            <w:pPr>
-              <w:spacing w:after="0" w:line="235"/>
-            </w:pPr>
-            <w:r>
-              <w:rPr>
-                <w:rFonts w:ascii="Calibri" w:cs="Calibri" w:eastAsia="Calibri" w:hAnsi="Calibri"/>
-                <w:sz w:val="17"/>
-                <w:szCs w:val="17"/>
-              </w:rPr>
-              <w:t xml:space="preserve">Separate database server, or tell us if another database is mandated</w:t>
+              <w:top w:type="dxa" w:w="50"/>
+              <w:left w:type="dxa" w:w="90"/>
+              <w:bottom w:type="dxa" w:w="50"/>
+              <w:right w:type="dxa" w:w="90"/>
+            </w:tcMar>
+          </w:tcPr>
+          <w:p>
+            <w:pPr>
+              <w:spacing w:after="0" w:line="255"/>
+            </w:pPr>
+            <w:r>
+              <w:rPr>
+                <w:rFonts w:ascii="Calibri" w:cs="Calibri" w:eastAsia="Calibri" w:hAnsi="Calibri"/>
+                <w:sz w:val="20"/>
+                <w:szCs w:val="20"/>
+              </w:rPr>
+              <w:t xml:space="preserve">Tell us if only Windows Server or Kubernetes is allowed</w:t>
             </w:r>
           </w:p>
         </w:tc>
@@ -2152,25 +2849,25 @@
             </w:tcBorders>
             <w:shd w:fill="E3F6F1" w:color="auto" w:val="clear"/>
             <w:tcMar>
-              <w:top w:type="dxa" w:w="25"/>
-              <w:left w:type="dxa" w:w="70"/>
-              <w:bottom w:type="dxa" w:w="25"/>
-              <w:right w:type="dxa" w:w="70"/>
-            </w:tcMar>
-          </w:tcPr>
-          <w:p>
-            <w:pPr>
-              <w:spacing w:after="0" w:line="235"/>
+              <w:top w:type="dxa" w:w="50"/>
+              <w:left w:type="dxa" w:w="90"/>
+              <w:bottom w:type="dxa" w:w="50"/>
+              <w:right w:type="dxa" w:w="90"/>
+            </w:tcMar>
+          </w:tcPr>
+          <w:p>
+            <w:pPr>
+              <w:spacing w:after="0" w:line="255"/>
             </w:pPr>
             <w:r>
               <w:rPr>
                 <w:rFonts w:ascii="Calibri" w:cs="Calibri" w:eastAsia="Calibri" w:hAnsi="Calibri"/>
                 <w:b/>
                 <w:bCs/>
-                <w:sz w:val="17"/>
-                <w:szCs w:val="17"/>
-              </w:rPr>
-              <w:t xml:space="preserve">Network</w:t>
+                <w:sz w:val="20"/>
+                <w:szCs w:val="20"/>
+              </w:rPr>
+              <w:t xml:space="preserve">Database</w:t>
             </w:r>
           </w:p>
         </w:tc>
@@ -2184,23 +2881,23 @@
               <w:right w:val="single" w:color="BFBFBF" w:sz="4"/>
             </w:tcBorders>
             <w:tcMar>
-              <w:top w:type="dxa" w:w="25"/>
-              <w:left w:type="dxa" w:w="70"/>
-              <w:bottom w:type="dxa" w:w="25"/>
-              <w:right w:type="dxa" w:w="70"/>
-            </w:tcMar>
-          </w:tcPr>
-          <w:p>
-            <w:pPr>
-              <w:spacing w:after="0" w:line="235"/>
-            </w:pPr>
-            <w:r>
-              <w:rPr>
-                <w:rFonts w:ascii="Calibri" w:cs="Calibri" w:eastAsia="Calibri" w:hAnsi="Calibri"/>
-                <w:sz w:val="17"/>
-                <w:szCs w:val="17"/>
-              </w:rPr>
-              <w:t xml:space="preserve">HTTPS on the internal network; a route from your export job to the server</w:t>
+              <w:top w:type="dxa" w:w="50"/>
+              <w:left w:type="dxa" w:w="90"/>
+              <w:bottom w:type="dxa" w:w="50"/>
+              <w:right w:type="dxa" w:w="90"/>
+            </w:tcMar>
+          </w:tcPr>
+          <w:p>
+            <w:pPr>
+              <w:spacing w:after="0" w:line="255"/>
+            </w:pPr>
+            <w:r>
+              <w:rPr>
+                <w:rFonts w:ascii="Calibri" w:cs="Calibri" w:eastAsia="Calibri" w:hAnsi="Calibri"/>
+                <w:sz w:val="20"/>
+                <w:szCs w:val="20"/>
+              </w:rPr>
+              <w:t xml:space="preserve">MongoDB 7 in a container on the same server</w:t>
             </w:r>
           </w:p>
         </w:tc>
@@ -2214,23 +2911,23 @@
               <w:right w:val="single" w:color="BFBFBF" w:sz="4"/>
             </w:tcBorders>
             <w:tcMar>
-              <w:top w:type="dxa" w:w="25"/>
-              <w:left w:type="dxa" w:w="70"/>
-              <w:bottom w:type="dxa" w:w="25"/>
-              <w:right w:type="dxa" w:w="70"/>
-            </w:tcMar>
-          </w:tcPr>
-          <w:p>
-            <w:pPr>
-              <w:spacing w:after="0" w:line="235"/>
-            </w:pPr>
-            <w:r>
-              <w:rPr>
-                <w:rFonts w:ascii="Calibri" w:cs="Calibri" w:eastAsia="Calibri" w:hAnsi="Calibri"/>
-                <w:sz w:val="17"/>
-                <w:szCs w:val="17"/>
-              </w:rPr>
-              <w:t xml:space="preserve">Internal DNS name and TLS certificate; VPN for supervised remote support</w:t>
+              <w:top w:type="dxa" w:w="50"/>
+              <w:left w:type="dxa" w:w="90"/>
+              <w:bottom w:type="dxa" w:w="50"/>
+              <w:right w:type="dxa" w:w="90"/>
+            </w:tcMar>
+          </w:tcPr>
+          <w:p>
+            <w:pPr>
+              <w:spacing w:after="0" w:line="255"/>
+            </w:pPr>
+            <w:r>
+              <w:rPr>
+                <w:rFonts w:ascii="Calibri" w:cs="Calibri" w:eastAsia="Calibri" w:hAnsi="Calibri"/>
+                <w:sz w:val="20"/>
+                <w:szCs w:val="20"/>
+              </w:rPr>
+              <w:t xml:space="preserve">Separate database server, or tell us if another database is mandated</w:t>
             </w:r>
           </w:p>
         </w:tc>
@@ -2250,25 +2947,25 @@
             </w:tcBorders>
             <w:shd w:fill="E3F6F1" w:color="auto" w:val="clear"/>
             <w:tcMar>
-              <w:top w:type="dxa" w:w="25"/>
-              <w:left w:type="dxa" w:w="70"/>
-              <w:bottom w:type="dxa" w:w="25"/>
-              <w:right w:type="dxa" w:w="70"/>
-            </w:tcMar>
-          </w:tcPr>
-          <w:p>
-            <w:pPr>
-              <w:spacing w:after="0" w:line="235"/>
+              <w:top w:type="dxa" w:w="50"/>
+              <w:left w:type="dxa" w:w="90"/>
+              <w:bottom w:type="dxa" w:w="50"/>
+              <w:right w:type="dxa" w:w="90"/>
+            </w:tcMar>
+          </w:tcPr>
+          <w:p>
+            <w:pPr>
+              <w:spacing w:after="0" w:line="255"/>
             </w:pPr>
             <w:r>
               <w:rPr>
                 <w:rFonts w:ascii="Calibri" w:cs="Calibri" w:eastAsia="Calibri" w:hAnsi="Calibri"/>
                 <w:b/>
                 <w:bCs/>
-                <w:sz w:val="17"/>
-                <w:szCs w:val="17"/>
-              </w:rPr>
-              <w:t xml:space="preserve">Backups</w:t>
+                <w:sz w:val="20"/>
+                <w:szCs w:val="20"/>
+              </w:rPr>
+              <w:t xml:space="preserve">Network</w:t>
             </w:r>
           </w:p>
         </w:tc>
@@ -2282,23 +2979,23 @@
               <w:right w:val="single" w:color="BFBFBF" w:sz="4"/>
             </w:tcBorders>
             <w:tcMar>
-              <w:top w:type="dxa" w:w="25"/>
-              <w:left w:type="dxa" w:w="70"/>
-              <w:bottom w:type="dxa" w:w="25"/>
-              <w:right w:type="dxa" w:w="70"/>
-            </w:tcMar>
-          </w:tcPr>
-          <w:p>
-            <w:pPr>
-              <w:spacing w:after="0" w:line="235"/>
-            </w:pPr>
-            <w:r>
-              <w:rPr>
-                <w:rFonts w:ascii="Calibri" w:cs="Calibri" w:eastAsia="Calibri" w:hAnsi="Calibri"/>
-                <w:sz w:val="17"/>
-                <w:szCs w:val="17"/>
-              </w:rPr>
-              <w:t xml:space="preserve">Encrypted daily database backup, kept 30 days</w:t>
+              <w:top w:type="dxa" w:w="50"/>
+              <w:left w:type="dxa" w:w="90"/>
+              <w:bottom w:type="dxa" w:w="50"/>
+              <w:right w:type="dxa" w:w="90"/>
+            </w:tcMar>
+          </w:tcPr>
+          <w:p>
+            <w:pPr>
+              <w:spacing w:after="0" w:line="255"/>
+            </w:pPr>
+            <w:r>
+              <w:rPr>
+                <w:rFonts w:ascii="Calibri" w:cs="Calibri" w:eastAsia="Calibri" w:hAnsi="Calibri"/>
+                <w:sz w:val="20"/>
+                <w:szCs w:val="20"/>
+              </w:rPr>
+              <w:t xml:space="preserve">HTTPS on the internal network; a route from your export job to the server</w:t>
             </w:r>
           </w:p>
         </w:tc>
@@ -2312,23 +3009,23 @@
               <w:right w:val="single" w:color="BFBFBF" w:sz="4"/>
             </w:tcBorders>
             <w:tcMar>
-              <w:top w:type="dxa" w:w="25"/>
-              <w:left w:type="dxa" w:w="70"/>
-              <w:bottom w:type="dxa" w:w="25"/>
-              <w:right w:type="dxa" w:w="70"/>
-            </w:tcMar>
-          </w:tcPr>
-          <w:p>
-            <w:pPr>
-              <w:spacing w:after="0" w:line="235"/>
-            </w:pPr>
-            <w:r>
-              <w:rPr>
-                <w:rFonts w:ascii="Calibri" w:cs="Calibri" w:eastAsia="Calibri" w:hAnsi="Calibri"/>
-                <w:sz w:val="17"/>
-                <w:szCs w:val="17"/>
-              </w:rPr>
-              <w:t xml:space="preserve">Plus a copy held off the server</w:t>
+              <w:top w:type="dxa" w:w="50"/>
+              <w:left w:type="dxa" w:w="90"/>
+              <w:bottom w:type="dxa" w:w="50"/>
+              <w:right w:type="dxa" w:w="90"/>
+            </w:tcMar>
+          </w:tcPr>
+          <w:p>
+            <w:pPr>
+              <w:spacing w:after="0" w:line="255"/>
+            </w:pPr>
+            <w:r>
+              <w:rPr>
+                <w:rFonts w:ascii="Calibri" w:cs="Calibri" w:eastAsia="Calibri" w:hAnsi="Calibri"/>
+                <w:sz w:val="20"/>
+                <w:szCs w:val="20"/>
+              </w:rPr>
+              <w:t xml:space="preserve">Internal DNS name and TLS certificate; VPN for supervised remote support</w:t>
             </w:r>
           </w:p>
         </w:tc>
@@ -2348,25 +3045,25 @@
             </w:tcBorders>
             <w:shd w:fill="E3F6F1" w:color="auto" w:val="clear"/>
             <w:tcMar>
-              <w:top w:type="dxa" w:w="25"/>
-              <w:left w:type="dxa" w:w="70"/>
-              <w:bottom w:type="dxa" w:w="25"/>
-              <w:right w:type="dxa" w:w="70"/>
-            </w:tcMar>
-          </w:tcPr>
-          <w:p>
-            <w:pPr>
-              <w:spacing w:after="0" w:line="235"/>
+              <w:top w:type="dxa" w:w="50"/>
+              <w:left w:type="dxa" w:w="90"/>
+              <w:bottom w:type="dxa" w:w="50"/>
+              <w:right w:type="dxa" w:w="90"/>
+            </w:tcMar>
+          </w:tcPr>
+          <w:p>
+            <w:pPr>
+              <w:spacing w:after="0" w:line="255"/>
             </w:pPr>
             <w:r>
               <w:rPr>
                 <w:rFonts w:ascii="Calibri" w:cs="Calibri" w:eastAsia="Calibri" w:hAnsi="Calibri"/>
                 <w:b/>
                 <w:bCs/>
-                <w:sz w:val="17"/>
-                <w:szCs w:val="17"/>
-              </w:rPr>
-              <w:t xml:space="preserve">AI assistant (separate)</w:t>
+                <w:sz w:val="20"/>
+                <w:szCs w:val="20"/>
+              </w:rPr>
+              <w:t xml:space="preserve">User devices</w:t>
             </w:r>
           </w:p>
         </w:tc>
@@ -2380,23 +3077,23 @@
               <w:right w:val="single" w:color="BFBFBF" w:sz="4"/>
             </w:tcBorders>
             <w:tcMar>
-              <w:top w:type="dxa" w:w="25"/>
-              <w:left w:type="dxa" w:w="70"/>
-              <w:bottom w:type="dxa" w:w="25"/>
-              <w:right w:type="dxa" w:w="70"/>
-            </w:tcMar>
-          </w:tcPr>
-          <w:p>
-            <w:pPr>
-              <w:spacing w:after="0" w:line="235"/>
-            </w:pPr>
-            <w:r>
-              <w:rPr>
-                <w:rFonts w:ascii="Calibri" w:cs="Calibri" w:eastAsia="Calibri" w:hAnsi="Calibri"/>
-                <w:sz w:val="17"/>
-                <w:szCs w:val="17"/>
-              </w:rPr>
-              <w:t xml:space="preserve">None: AI features switched off</w:t>
+              <w:top w:type="dxa" w:w="50"/>
+              <w:left w:type="dxa" w:w="90"/>
+              <w:bottom w:type="dxa" w:w="50"/>
+              <w:right w:type="dxa" w:w="90"/>
+            </w:tcMar>
+          </w:tcPr>
+          <w:p>
+            <w:pPr>
+              <w:spacing w:after="0" w:line="255"/>
+            </w:pPr>
+            <w:r>
+              <w:rPr>
+                <w:rFonts w:ascii="Calibri" w:cs="Calibri" w:eastAsia="Calibri" w:hAnsi="Calibri"/>
+                <w:sz w:val="20"/>
+                <w:szCs w:val="20"/>
+              </w:rPr>
+              <w:t xml:space="preserve">Current Chrome or Edge on desktop</w:t>
             </w:r>
           </w:p>
         </w:tc>
@@ -2410,119 +3107,21 @@
               <w:right w:val="single" w:color="BFBFBF" w:sz="4"/>
             </w:tcBorders>
             <w:tcMar>
-              <w:top w:type="dxa" w:w="25"/>
-              <w:left w:type="dxa" w:w="70"/>
-              <w:bottom w:type="dxa" w:w="25"/>
-              <w:right w:type="dxa" w:w="70"/>
-            </w:tcMar>
-          </w:tcPr>
-          <w:p>
-            <w:pPr>
-              <w:spacing w:after="0" w:line="235"/>
-            </w:pPr>
-            <w:r>
-              <w:rPr>
-                <w:rFonts w:ascii="Calibri" w:cs="Calibri" w:eastAsia="Calibri" w:hAnsi="Calibri"/>
-                <w:sz w:val="17"/>
-                <w:szCs w:val="17"/>
-              </w:rPr>
-              <w:t xml:space="preserve">GPU server with 48 to 80 GB GPU memory, 64 GB RAM, 1 TB SSD</w:t>
-            </w:r>
-          </w:p>
-        </w:tc>
-      </w:tr>
-      <w:tr>
-        <w:trPr>
-          <w:cantSplit/>
-        </w:trPr>
-        <w:tc>
-          <w:tcPr>
-            <w:tcW w:type="dxa" w:w="2300"/>
-            <w:tcBorders>
-              <w:top w:val="single" w:color="BFBFBF" w:sz="4"/>
-              <w:left w:val="single" w:color="BFBFBF" w:sz="4"/>
-              <w:bottom w:val="single" w:color="BFBFBF" w:sz="4"/>
-              <w:right w:val="single" w:color="BFBFBF" w:sz="4"/>
-            </w:tcBorders>
-            <w:shd w:fill="E3F6F1" w:color="auto" w:val="clear"/>
-            <w:tcMar>
-              <w:top w:type="dxa" w:w="25"/>
-              <w:left w:type="dxa" w:w="70"/>
-              <w:bottom w:type="dxa" w:w="25"/>
-              <w:right w:type="dxa" w:w="70"/>
-            </w:tcMar>
-          </w:tcPr>
-          <w:p>
-            <w:pPr>
-              <w:spacing w:after="0" w:line="235"/>
-            </w:pPr>
-            <w:r>
-              <w:rPr>
-                <w:rFonts w:ascii="Calibri" w:cs="Calibri" w:eastAsia="Calibri" w:hAnsi="Calibri"/>
-                <w:b/>
-                <w:bCs/>
-                <w:sz w:val="17"/>
-                <w:szCs w:val="17"/>
-              </w:rPr>
-              <w:t xml:space="preserve">User devices</w:t>
-            </w:r>
-          </w:p>
-        </w:tc>
-        <w:tc>
-          <w:tcPr>
-            <w:tcW w:type="dxa" w:w="3700"/>
-            <w:tcBorders>
-              <w:top w:val="single" w:color="BFBFBF" w:sz="4"/>
-              <w:left w:val="single" w:color="BFBFBF" w:sz="4"/>
-              <w:bottom w:val="single" w:color="BFBFBF" w:sz="4"/>
-              <w:right w:val="single" w:color="BFBFBF" w:sz="4"/>
-            </w:tcBorders>
-            <w:tcMar>
-              <w:top w:type="dxa" w:w="25"/>
-              <w:left w:type="dxa" w:w="70"/>
-              <w:bottom w:type="dxa" w:w="25"/>
-              <w:right w:type="dxa" w:w="70"/>
-            </w:tcMar>
-          </w:tcPr>
-          <w:p>
-            <w:pPr>
-              <w:spacing w:after="0" w:line="235"/>
-            </w:pPr>
-            <w:r>
-              <w:rPr>
-                <w:rFonts w:ascii="Calibri" w:cs="Calibri" w:eastAsia="Calibri" w:hAnsi="Calibri"/>
-                <w:sz w:val="17"/>
-                <w:szCs w:val="17"/>
-              </w:rPr>
-              <w:t xml:space="preserve">Current Chrome or Edge on desktop</w:t>
-            </w:r>
-          </w:p>
-        </w:tc>
-        <w:tc>
-          <w:tcPr>
-            <w:tcW w:type="dxa" w:w="4306"/>
-            <w:tcBorders>
-              <w:top w:val="single" w:color="BFBFBF" w:sz="4"/>
-              <w:left w:val="single" w:color="BFBFBF" w:sz="4"/>
-              <w:bottom w:val="single" w:color="BFBFBF" w:sz="4"/>
-              <w:right w:val="single" w:color="BFBFBF" w:sz="4"/>
-            </w:tcBorders>
-            <w:tcMar>
-              <w:top w:type="dxa" w:w="25"/>
-              <w:left w:type="dxa" w:w="70"/>
-              <w:bottom w:type="dxa" w:w="25"/>
-              <w:right w:type="dxa" w:w="70"/>
-            </w:tcMar>
-          </w:tcPr>
-          <w:p>
-            <w:pPr>
-              <w:spacing w:after="0" w:line="235"/>
-            </w:pPr>
-            <w:r>
-              <w:rPr>
-                <w:rFonts w:ascii="Calibri" w:cs="Calibri" w:eastAsia="Calibri" w:hAnsi="Calibri"/>
-                <w:sz w:val="17"/>
-                <w:szCs w:val="17"/>
+              <w:top w:type="dxa" w:w="50"/>
+              <w:left w:type="dxa" w:w="90"/>
+              <w:bottom w:type="dxa" w:w="50"/>
+              <w:right w:type="dxa" w:w="90"/>
+            </w:tcMar>
+          </w:tcPr>
+          <w:p>
+            <w:pPr>
+              <w:spacing w:after="0" w:line="255"/>
+            </w:pPr>
+            <w:r>
+              <w:rPr>
+                <w:rFonts w:ascii="Calibri" w:cs="Calibri" w:eastAsia="Calibri" w:hAnsi="Calibri"/>
+                <w:sz w:val="20"/>
+                <w:szCs w:val="20"/>
               </w:rPr>
               <w:t xml:space="preserve">Tablets for ward rounds</w:t>
             </w:r>
@@ -2532,24 +3131,21 @@
     </w:tbl>
     <w:p>
       <w:pPr>
-        <w:spacing w:after="40" w:before="50" w:line="245"/>
-      </w:pPr>
-      <w:r>
-        <w:rPr>
-          <w:rFonts w:ascii="Calibri" w:cs="Calibri" w:eastAsia="Calibri" w:hAnsi="Calibri"/>
-          <w:sz w:val="17"/>
-          <w:szCs w:val="17"/>
-        </w:rPr>
-        <w:t xml:space="preserve">Also tell us: whether the server may reach the internet for updates or must run offline; local accounts or directory sign-in (Active Directory, LDAP, single sign-on); maintenance windows and change control; audit-log retention; and a named IT contact.</w:t>
+        <w:spacing w:after="110" w:before="50" w:line="262"/>
+      </w:pPr>
+      <w:r>
+        <w:rPr>
+          <w:rFonts w:ascii="Calibri" w:cs="Calibri" w:eastAsia="Calibri" w:hAnsi="Calibri"/>
+          <w:sz w:val="20"/>
+          <w:szCs w:val="20"/>
+        </w:rPr>
+        <w:t xml:space="preserve">Also tell us: whether AI processing must stay entirely on site; whether the server may reach the internet for updates or must run offline; local accounts or directory sign-in (Active Directory, LDAP, single sign-on); maintenance windows and change control; audit-log retention; and a named IT contact.</w:t>
       </w:r>
     </w:p>
     <w:p>
       <w:pPr>
         <w:pStyle w:val="Heading2"/>
-        <w:pBdr>
-          <w:bottom w:val="single" w:color="2FB596" w:sz="6" w:space="1"/>
-        </w:pBdr>
-        <w:spacing w:after="40" w:before="110"/>
+        <w:spacing w:after="80" w:before="220"/>
       </w:pPr>
       <w:r>
         <w:rPr>
@@ -2557,10 +3153,21 @@
           <w:b/>
           <w:bCs/>
           <w:color w:val="0E1A33"/>
-          <w:sz w:val="21"/>
-          <w:szCs w:val="21"/>
+          <w:sz w:val="26"/>
+          <w:szCs w:val="26"/>
         </w:rPr>
         <w:t xml:space="preserve">6. Other information for the models and the interface</w:t>
+      </w:r>
+      <w:r>
+        <w:rPr>
+          <w:rFonts w:ascii="Calibri" w:cs="Calibri" w:eastAsia="Calibri" w:hAnsi="Calibri"/>
+          <w:i/>
+          <w:iCs/>
+          <w:color w:val="595959"/>
+          <w:sz w:val="19"/>
+          <w:szCs w:val="19"/>
+        </w:rPr>
+        <w:t xml:space="preserve">  (who uses Preventra, and how)</w:t>
       </w:r>
     </w:p>
     <w:p>
@@ -2570,23 +3177,23 @@
           <w:ilvl w:val="0"/>
           <w:numId w:val="2"/>
         </w:numPr>
-        <w:spacing w:after="15" w:line="245"/>
+        <w:spacing w:after="50" w:line="262"/>
       </w:pPr>
       <w:r>
         <w:rPr>
           <w:rFonts w:ascii="Calibri" w:cs="Calibri" w:eastAsia="Calibri" w:hAnsi="Calibri"/>
           <w:b/>
           <w:bCs/>
-          <w:sz w:val="17"/>
-          <w:szCs w:val="17"/>
+          <w:sz w:val="20"/>
+          <w:szCs w:val="20"/>
         </w:rPr>
         <w:t xml:space="preserve">Scope and users:</w:t>
       </w:r>
       <w:r>
         <w:rPr>
           <w:rFonts w:ascii="Calibri" w:cs="Calibri" w:eastAsia="Calibri" w:hAnsi="Calibri"/>
-          <w:sz w:val="17"/>
-          <w:szCs w:val="17"/>
+          <w:sz w:val="20"/>
+          <w:szCs w:val="20"/>
         </w:rPr>
         <w:t xml:space="preserve"> pilot departments; a staff list with roles (doctor, nurse, case manager, administrator) for accounts and patient assignment.</w:t>
       </w:r>
@@ -2598,23 +3205,23 @@
           <w:ilvl w:val="0"/>
           <w:numId w:val="2"/>
         </w:numPr>
-        <w:spacing w:after="15" w:line="245"/>
+        <w:spacing w:after="50" w:line="262"/>
       </w:pPr>
       <w:r>
         <w:rPr>
           <w:rFonts w:ascii="Calibri" w:cs="Calibri" w:eastAsia="Calibri" w:hAnsi="Calibri"/>
           <w:b/>
           <w:bCs/>
-          <w:sz w:val="17"/>
-          <w:szCs w:val="17"/>
+          <w:sz w:val="20"/>
+          <w:szCs w:val="20"/>
         </w:rPr>
         <w:t xml:space="preserve">Workflow and capacity:</w:t>
       </w:r>
       <w:r>
         <w:rPr>
           <w:rFonts w:ascii="Calibri" w:cs="Calibri" w:eastAsia="Calibri" w:hAnsi="Calibri"/>
-          <w:sz w:val="17"/>
-          <w:szCs w:val="17"/>
+          <w:sz w:val="20"/>
+          <w:szCs w:val="20"/>
         </w:rPr>
         <w:t xml:space="preserve"> what happens when a patient is flagged high risk and who does it; how many patients staff can follow up each week, which sets how many are placed in the High band.</w:t>
       </w:r>
@@ -2626,23 +3233,23 @@
           <w:ilvl w:val="0"/>
           <w:numId w:val="2"/>
         </w:numPr>
-        <w:spacing w:after="15" w:line="245"/>
+        <w:spacing w:after="50" w:line="262"/>
       </w:pPr>
       <w:r>
         <w:rPr>
           <w:rFonts w:ascii="Calibri" w:cs="Calibri" w:eastAsia="Calibri" w:hAnsi="Calibri"/>
           <w:b/>
           <w:bCs/>
-          <w:sz w:val="17"/>
-          <w:szCs w:val="17"/>
+          <w:sz w:val="20"/>
+          <w:szCs w:val="20"/>
         </w:rPr>
         <w:t xml:space="preserve">Local conventions:</w:t>
       </w:r>
       <w:r>
         <w:rPr>
           <w:rFonts w:ascii="Calibri" w:cs="Calibri" w:eastAsia="Calibri" w:hAnsi="Calibri"/>
-          <w:sz w:val="17"/>
-          <w:szCs w:val="17"/>
+          <w:sz w:val="20"/>
+          <w:szCs w:val="20"/>
         </w:rPr>
         <w:t xml:space="preserve"> interface language, date format, devices and network quality on wards.</w:t>
       </w:r>
@@ -2654,25 +3261,25 @@
           <w:ilvl w:val="0"/>
           <w:numId w:val="2"/>
         </w:numPr>
-        <w:spacing w:after="15" w:line="245"/>
+        <w:spacing w:after="50" w:line="262"/>
       </w:pPr>
       <w:r>
         <w:rPr>
           <w:rFonts w:ascii="Calibri" w:cs="Calibri" w:eastAsia="Calibri" w:hAnsi="Calibri"/>
           <w:b/>
           <w:bCs/>
-          <w:sz w:val="17"/>
-          <w:szCs w:val="17"/>
+          <w:sz w:val="20"/>
+          <w:szCs w:val="20"/>
         </w:rPr>
         <w:t xml:space="preserve">Clinical lead and baseline:</w:t>
       </w:r>
       <w:r>
         <w:rPr>
           <w:rFonts w:ascii="Calibri" w:cs="Calibri" w:eastAsia="Calibri" w:hAnsi="Calibri"/>
-          <w:sz w:val="17"/>
-          <w:szCs w:val="17"/>
-        </w:rPr>
-        <w:t xml:space="preserve"> a named doctor and nurse to approve rules and thresholds; any risk score already used (for example LACE); current 30-day readmission and follow-up rates.</w:t>
+          <w:sz w:val="20"/>
+          <w:szCs w:val="20"/>
+        </w:rPr>
+        <w:t xml:space="preserve"> a named doctor and nurse to approve rules and thresholds; any readmission score already in use, such as the LACE index (Length of stay, Acuity of admission, Comorbidities, Emergency visits in the past 6 months); current 30-day readmission and follow-up rates.</w:t>
       </w:r>
     </w:p>
     <w:p>
@@ -2682,30 +3289,30 @@
           <w:ilvl w:val="0"/>
           <w:numId w:val="2"/>
         </w:numPr>
-        <w:spacing w:after="15" w:line="245"/>
+        <w:spacing w:after="50" w:line="262"/>
       </w:pPr>
       <w:r>
         <w:rPr>
           <w:rFonts w:ascii="Calibri" w:cs="Calibri" w:eastAsia="Calibri" w:hAnsi="Calibri"/>
           <w:b/>
           <w:bCs/>
-          <w:sz w:val="17"/>
-          <w:szCs w:val="17"/>
+          <w:sz w:val="20"/>
+          <w:szCs w:val="20"/>
         </w:rPr>
         <w:t xml:space="preserve">Governance, before any data is shared:</w:t>
       </w:r>
       <w:r>
         <w:rPr>
           <w:rFonts w:ascii="Calibri" w:cs="Calibri" w:eastAsia="Calibri" w:hAnsi="Calibri"/>
-          <w:sz w:val="17"/>
-          <w:szCs w:val="17"/>
-        </w:rPr>
-        <w:t xml:space="preserve"> a data-sharing agreement, ethics or institutional approval where required, de-identification by your team, and agreed access for ours. Preventra is decision support; clinicians make every care decision.</w:t>
+          <w:sz w:val="20"/>
+          <w:szCs w:val="20"/>
+        </w:rPr>
+        <w:t xml:space="preserve"> a data-sharing agreement, ethics or institutional approval where required, pseudonymisation by your team, and agreed access for ours. Preventra is decision support; clinicians make every care decision.</w:t>
       </w:r>
     </w:p>
     <w:sectPr>
       <w:pgSz w:w="11906" w:h="16838" w:orient="portrait"/>
-      <w:pgMar w:top="640" w:right="800" w:bottom="640" w:left="800" w:header="708" w:footer="708" w:gutter="0"/>
+      <w:pgMar w:top="760" w:right="1000" w:bottom="700" w:left="1000" w:header="708" w:footer="708" w:gutter="0"/>
       <w:pgNumType/>
       <w:docGrid w:linePitch="360"/>
     </w:sectPr>
@@ -2909,8 +3516,8 @@
     <w:rPrDefault>
       <w:rPr>
         <w:rFonts w:ascii="Calibri" w:cs="Calibri" w:eastAsia="Calibri" w:hAnsi="Calibri"/>
-        <w:sz w:val="17"/>
-        <w:szCs w:val="17"/>
+        <w:sz w:val="20"/>
+        <w:szCs w:val="20"/>
       </w:rPr>
     </w:rPrDefault>
     <w:pPrDefault/>
